--- a/Templates/Act.docx
+++ b/Templates/Act.docx
@@ -1,6 +1,6 @@
 
 <file path=word/document.xml><?xml version="1.0" encoding="utf-8"?>
-<w:document xmlns:wpc="http://schemas.microsoft.com/office/word/2010/wordprocessingCanvas" xmlns:cx="http://schemas.microsoft.com/office/drawing/2014/chartex" xmlns:cx1="http://schemas.microsoft.com/office/drawing/2015/9/8/chartex" xmlns:cx2="http://schemas.microsoft.com/office/drawing/2015/10/21/chartex" xmlns:cx3="http://schemas.microsoft.com/office/drawing/2016/5/9/chartex" xmlns:cx4="http://schemas.microsoft.com/office/drawing/2016/5/10/chartex" xmlns:cx5="http://schemas.microsoft.com/office/drawing/2016/5/11/chartex" xmlns:cx6="http://schemas.microsoft.com/office/drawing/2016/5/12/chartex" xmlns:cx7="http://schemas.microsoft.com/office/drawing/2016/5/13/chartex" xmlns:cx8="http://schemas.microsoft.com/office/drawing/2016/5/14/chartex" xmlns:mc="http://schemas.openxmlformats.org/markup-compatibility/2006" xmlns:aink="http://schemas.microsoft.com/office/drawing/2016/ink" xmlns:am3d="http://schemas.microsoft.com/office/drawing/2017/model3d" xmlns:o="urn:schemas-microsoft-com:office:office" xmlns:r="http://schemas.openxmlformats.org/officeDocument/2006/relationships" xmlns:m="http://schemas.openxmlformats.org/officeDocument/2006/math" xmlns:v="urn:schemas-microsoft-com:vml" xmlns:wp14="http://schemas.microsoft.com/office/word/2010/wordprocessingDrawing" xmlns:wp="http://schemas.openxmlformats.org/drawingml/2006/wordprocessingDrawing" xmlns:w10="urn:schemas-microsoft-com:office:word" xmlns:w="http://schemas.openxmlformats.org/wordprocessingml/2006/main" xmlns:w14="http://schemas.microsoft.com/office/word/2010/wordml" xmlns:w15="http://schemas.microsoft.com/office/word/2012/wordml" xmlns:w16cex="http://schemas.microsoft.com/office/word/2018/wordml/cex" xmlns:w16cid="http://schemas.microsoft.com/office/word/2016/wordml/cid" xmlns:w16="http://schemas.microsoft.com/office/word/2018/wordml" xmlns:w16sdtdh="http://schemas.microsoft.com/office/word/2020/wordml/sdtdatahash" xmlns:w16se="http://schemas.microsoft.com/office/word/2015/wordml/symex" xmlns:wpg="http://schemas.microsoft.com/office/word/2010/wordprocessingGroup" xmlns:wpi="http://schemas.microsoft.com/office/word/2010/wordprocessingInk" xmlns:wne="http://schemas.microsoft.com/office/word/2006/wordml" xmlns:wps="http://schemas.microsoft.com/office/word/2010/wordprocessingShape" mc:Ignorable="w14 w15 w16se w16cid w16 w16cex w16sdtdh wp14">
+<w:document xmlns:wpc="http://schemas.microsoft.com/office/word/2010/wordprocessingCanvas" xmlns:cx="http://schemas.microsoft.com/office/drawing/2014/chartex" xmlns:cx1="http://schemas.microsoft.com/office/drawing/2015/9/8/chartex" xmlns:cx2="http://schemas.microsoft.com/office/drawing/2015/10/21/chartex" xmlns:cx3="http://schemas.microsoft.com/office/drawing/2016/5/9/chartex" xmlns:cx4="http://schemas.microsoft.com/office/drawing/2016/5/10/chartex" xmlns:cx5="http://schemas.microsoft.com/office/drawing/2016/5/11/chartex" xmlns:cx6="http://schemas.microsoft.com/office/drawing/2016/5/12/chartex" xmlns:cx7="http://schemas.microsoft.com/office/drawing/2016/5/13/chartex" xmlns:cx8="http://schemas.microsoft.com/office/drawing/2016/5/14/chartex" xmlns:mc="http://schemas.openxmlformats.org/markup-compatibility/2006" xmlns:aink="http://schemas.microsoft.com/office/drawing/2016/ink" xmlns:am3d="http://schemas.microsoft.com/office/drawing/2017/model3d" xmlns:o="urn:schemas-microsoft-com:office:office" xmlns:oel="http://schemas.microsoft.com/office/2019/extlst" xmlns:r="http://schemas.openxmlformats.org/officeDocument/2006/relationships" xmlns:m="http://schemas.openxmlformats.org/officeDocument/2006/math" xmlns:v="urn:schemas-microsoft-com:vml" xmlns:wp14="http://schemas.microsoft.com/office/word/2010/wordprocessingDrawing" xmlns:wp="http://schemas.openxmlformats.org/drawingml/2006/wordprocessingDrawing" xmlns:w10="urn:schemas-microsoft-com:office:word" xmlns:w="http://schemas.openxmlformats.org/wordprocessingml/2006/main" xmlns:w14="http://schemas.microsoft.com/office/word/2010/wordml" xmlns:w15="http://schemas.microsoft.com/office/word/2012/wordml" xmlns:w16cex="http://schemas.microsoft.com/office/word/2018/wordml/cex" xmlns:w16cid="http://schemas.microsoft.com/office/word/2016/wordml/cid" xmlns:w16="http://schemas.microsoft.com/office/word/2018/wordml" xmlns:w16sdtdh="http://schemas.microsoft.com/office/word/2020/wordml/sdtdatahash" xmlns:w16se="http://schemas.microsoft.com/office/word/2015/wordml/symex" xmlns:wpg="http://schemas.microsoft.com/office/word/2010/wordprocessingGroup" xmlns:wpi="http://schemas.microsoft.com/office/word/2010/wordprocessingInk" xmlns:wne="http://schemas.microsoft.com/office/word/2006/wordml" xmlns:wps="http://schemas.microsoft.com/office/word/2010/wordprocessingShape" mc:Ignorable="w14 w15 w16se w16cid w16 w16cex w16sdtdh wp14">
   <w:body>
     <w:p>
       <w:pPr>
@@ -13,6 +13,8 @@
           <w:b/>
           <w:bCs/>
           <w:noProof/>
+          <w:sz w:val="22"/>
+          <w:szCs w:val="22"/>
         </w:rPr>
       </w:pPr>
       <w:r>
@@ -20,6 +22,8 @@
           <w:b/>
           <w:bCs/>
           <w:noProof/>
+          <w:sz w:val="22"/>
+          <w:szCs w:val="22"/>
         </w:rPr>
         <w:t>АКТ ПРИЕМА-СДАЧИ</w:t>
       </w:r>
@@ -31,8 +35,16 @@
         <w:adjustRightInd w:val="0"/>
         <w:ind w:firstLine="540"/>
         <w:jc w:val="center"/>
-      </w:pPr>
-      <w:r>
+        <w:rPr>
+          <w:sz w:val="22"/>
+          <w:szCs w:val="22"/>
+        </w:rPr>
+      </w:pPr>
+      <w:r>
+        <w:rPr>
+          <w:sz w:val="22"/>
+          <w:szCs w:val="22"/>
+        </w:rPr>
         <w:t>проектных работ</w:t>
       </w:r>
     </w:p>
@@ -43,14 +55,16 @@
           <w:rFonts w:ascii="Tahoma" w:hAnsi="Tahoma" w:cs="Tahoma"/>
           <w:b/>
           <w:bCs/>
-          <w:sz w:val="20"/>
-          <w:szCs w:val="20"/>
+          <w:sz w:val="22"/>
+          <w:szCs w:val="22"/>
           <w:highlight w:val="yellow"/>
           <w:lang w:val="en-US"/>
         </w:rPr>
       </w:pPr>
       <w:r>
         <w:rPr>
+          <w:sz w:val="22"/>
+          <w:szCs w:val="22"/>
           <w:lang w:val="en-US"/>
         </w:rPr>
         <w:t>{</w:t>
@@ -58,6 +72,8 @@
       <w:proofErr w:type="spellStart"/>
       <w:r>
         <w:rPr>
+          <w:sz w:val="22"/>
+          <w:szCs w:val="22"/>
           <w:lang w:val="en-US"/>
         </w:rPr>
         <w:t>AdditionalContractInfo</w:t>
@@ -65,79 +81,97 @@
       <w:proofErr w:type="spellEnd"/>
       <w:r>
         <w:rPr>
+          <w:sz w:val="22"/>
+          <w:szCs w:val="22"/>
           <w:lang w:val="en-US"/>
         </w:rPr>
+        <w:t xml:space="preserve">} </w:t>
+      </w:r>
+      <w:r>
+        <w:rPr>
+          <w:sz w:val="22"/>
+          <w:szCs w:val="22"/>
+        </w:rPr>
+        <w:t>Договору</w:t>
+      </w:r>
+      <w:r>
+        <w:rPr>
+          <w:sz w:val="22"/>
+          <w:szCs w:val="22"/>
+          <w:lang w:val="en-US"/>
+        </w:rPr>
+        <w:t xml:space="preserve"> № </w:t>
+      </w:r>
+      <w:r>
+        <w:rPr>
+          <w:b/>
+          <w:sz w:val="22"/>
+          <w:szCs w:val="22"/>
+          <w:lang w:val="en-US"/>
+        </w:rPr>
+        <w:t>US</w:t>
+      </w:r>
+      <w:r>
+        <w:rPr>
+          <w:b/>
+          <w:sz w:val="22"/>
+          <w:szCs w:val="22"/>
+        </w:rPr>
+        <w:t>Р</w:t>
+      </w:r>
+      <w:r>
+        <w:rPr>
+          <w:b/>
+          <w:sz w:val="22"/>
+          <w:szCs w:val="22"/>
+          <w:lang w:val="en-US"/>
+        </w:rPr>
+        <w:t>-</w:t>
+      </w:r>
+      <w:bookmarkStart w:id="0" w:name="Номер_договора"/>
+      <w:r>
+        <w:rPr>
+          <w:b/>
+          <w:sz w:val="22"/>
+          <w:szCs w:val="22"/>
+          <w:lang w:val="en-US"/>
+        </w:rPr>
+        <w:t>{</w:t>
+      </w:r>
+      <w:proofErr w:type="spellStart"/>
+      <w:r>
+        <w:rPr>
+          <w:b/>
+          <w:sz w:val="22"/>
+          <w:szCs w:val="22"/>
+          <w:lang w:val="en-US"/>
+        </w:rPr>
+        <w:t>ContractN</w:t>
+      </w:r>
+      <w:r>
+        <w:rPr>
+          <w:b/>
+          <w:sz w:val="22"/>
+          <w:szCs w:val="22"/>
+          <w:lang w:val="en-US"/>
+        </w:rPr>
+        <w:t>umber</w:t>
+      </w:r>
+      <w:proofErr w:type="spellEnd"/>
+      <w:r>
+        <w:rPr>
+          <w:b/>
+          <w:sz w:val="22"/>
+          <w:szCs w:val="22"/>
+          <w:lang w:val="en-US"/>
+        </w:rPr>
         <w:t>}</w:t>
       </w:r>
       <w:r>
         <w:rPr>
-          <w:lang w:val="en-US"/>
-        </w:rPr>
-        <w:t xml:space="preserve"> </w:t>
-      </w:r>
-      <w:r>
-        <w:t>Договору</w:t>
-      </w:r>
-      <w:r>
-        <w:rPr>
-          <w:lang w:val="en-US"/>
-        </w:rPr>
-        <w:t xml:space="preserve"> № </w:t>
-      </w:r>
-      <w:r>
-        <w:rPr>
           <w:b/>
-          <w:lang w:val="en-US"/>
-        </w:rPr>
-        <w:t>US</w:t>
-      </w:r>
-      <w:r>
-        <w:rPr>
-          <w:b/>
-        </w:rPr>
-        <w:t>Р</w:t>
-      </w:r>
-      <w:r>
-        <w:rPr>
-          <w:b/>
-          <w:lang w:val="en-US"/>
-        </w:rPr>
-        <w:t>-</w:t>
-      </w:r>
-      <w:bookmarkStart w:id="0" w:name="Номер_договора"/>
-      <w:r>
-        <w:rPr>
-          <w:b/>
-          <w:lang w:val="en-US"/>
-        </w:rPr>
-        <w:t>{</w:t>
-      </w:r>
-      <w:proofErr w:type="spellStart"/>
-      <w:r>
-        <w:rPr>
-          <w:b/>
-          <w:lang w:val="en-US"/>
-        </w:rPr>
-        <w:t>ContractN</w:t>
-      </w:r>
-      <w:r>
-        <w:rPr>
-          <w:b/>
-          <w:lang w:val="en-US"/>
-        </w:rPr>
-        <w:t>umber</w:t>
-      </w:r>
-      <w:proofErr w:type="spellEnd"/>
-      <w:r>
-        <w:rPr>
-          <w:b/>
-          <w:lang w:val="en-US"/>
-        </w:rPr>
-        <w:t>}</w:t>
-      </w:r>
-      <w:r>
-        <w:rPr>
-          <w:b/>
+          <w:sz w:val="22"/>
+          <w:szCs w:val="22"/>
           <w:u w:val="single"/>
           <w:lang w:val="en-US"/>
         </w:rPr>
@@ -154,17 +188,23 @@
         <w:jc w:val="center"/>
         <w:rPr>
           <w:color w:val="000000"/>
+          <w:sz w:val="22"/>
+          <w:szCs w:val="22"/>
         </w:rPr>
       </w:pPr>
       <w:r>
         <w:rPr>
           <w:color w:val="000000"/>
+          <w:sz w:val="22"/>
+          <w:szCs w:val="22"/>
         </w:rPr>
         <w:t xml:space="preserve">от </w:t>
       </w:r>
       <w:r>
         <w:rPr>
           <w:color w:val="000000"/>
+          <w:sz w:val="22"/>
+          <w:szCs w:val="22"/>
         </w:rPr>
         <w:t>{</w:t>
       </w:r>
@@ -172,6 +212,8 @@
       <w:r>
         <w:rPr>
           <w:color w:val="000000"/>
+          <w:sz w:val="22"/>
+          <w:szCs w:val="22"/>
           <w:lang w:val="en-US"/>
         </w:rPr>
         <w:t>ContractDate</w:t>
@@ -180,12 +222,16 @@
       <w:r>
         <w:rPr>
           <w:color w:val="000000"/>
+          <w:sz w:val="22"/>
+          <w:szCs w:val="22"/>
         </w:rPr>
         <w:t xml:space="preserve">} </w:t>
       </w:r>
       <w:r>
         <w:rPr>
           <w:color w:val="000000"/>
+          <w:sz w:val="22"/>
+          <w:szCs w:val="22"/>
         </w:rPr>
         <w:t>года</w:t>
       </w:r>
@@ -199,6 +245,8 @@
         <w:jc w:val="center"/>
         <w:rPr>
           <w:color w:val="000000"/>
+          <w:sz w:val="22"/>
+          <w:szCs w:val="22"/>
         </w:rPr>
       </w:pPr>
     </w:p>
@@ -232,11 +280,15 @@
               <w:adjustRightInd w:val="0"/>
               <w:rPr>
                 <w:color w:val="000000"/>
+                <w:sz w:val="22"/>
+                <w:szCs w:val="22"/>
               </w:rPr>
             </w:pPr>
             <w:r>
               <w:rPr>
                 <w:color w:val="000000"/>
+                <w:sz w:val="22"/>
+                <w:szCs w:val="22"/>
               </w:rPr>
               <w:t xml:space="preserve">г. Москва </w:t>
             </w:r>
@@ -255,26 +307,25 @@
               <w:jc w:val="right"/>
               <w:rPr>
                 <w:color w:val="000000"/>
+                <w:sz w:val="22"/>
+                <w:szCs w:val="22"/>
               </w:rPr>
             </w:pPr>
             <w:r>
               <w:rPr>
                 <w:color w:val="000000"/>
+                <w:sz w:val="22"/>
+                <w:szCs w:val="22"/>
                 <w:lang w:val="en-US"/>
               </w:rPr>
-              <w:t>{</w:t>
-            </w:r>
-            <w:r>
-              <w:rPr>
-                <w:color w:val="000000"/>
-                <w:lang w:val="en-US"/>
-              </w:rPr>
-              <w:t>Date}</w:t>
+              <w:t>{Date}</w:t>
             </w:r>
             <w:bookmarkStart w:id="1" w:name="Акт_год"/>
             <w:r>
               <w:rPr>
                 <w:color w:val="000000"/>
+                <w:sz w:val="22"/>
+                <w:szCs w:val="22"/>
               </w:rPr>
               <w:t xml:space="preserve"> </w:t>
             </w:r>
@@ -282,6 +333,8 @@
             <w:r>
               <w:rPr>
                 <w:color w:val="000000"/>
+                <w:sz w:val="22"/>
+                <w:szCs w:val="22"/>
               </w:rPr>
               <w:t>г.</w:t>
             </w:r>
@@ -303,6 +356,8 @@
       <w:r>
         <w:rPr>
           <w:color w:val="000000"/>
+          <w:sz w:val="22"/>
+          <w:szCs w:val="22"/>
         </w:rPr>
         <w:tab/>
       </w:r>
@@ -313,15 +368,15 @@
         <w:jc w:val="both"/>
         <w:rPr>
           <w:noProof/>
-          <w:sz w:val="21"/>
-          <w:szCs w:val="21"/>
-        </w:rPr>
-      </w:pPr>
-      <w:r>
-        <w:rPr>
-          <w:bCs/>
-          <w:sz w:val="21"/>
-          <w:szCs w:val="21"/>
+          <w:sz w:val="22"/>
+          <w:szCs w:val="22"/>
+        </w:rPr>
+      </w:pPr>
+      <w:r>
+        <w:rPr>
+          <w:bCs/>
+          <w:sz w:val="22"/>
+          <w:szCs w:val="22"/>
           <w:u w:val="single"/>
         </w:rPr>
         <w:t>{</w:t>
@@ -330,8 +385,8 @@
       <w:r>
         <w:rPr>
           <w:bCs/>
-          <w:sz w:val="21"/>
-          <w:szCs w:val="21"/>
+          <w:sz w:val="22"/>
+          <w:szCs w:val="22"/>
           <w:u w:val="single"/>
           <w:lang w:val="en-US"/>
         </w:rPr>
@@ -341,8 +396,8 @@
       <w:r>
         <w:rPr>
           <w:bCs/>
-          <w:sz w:val="21"/>
-          <w:szCs w:val="21"/>
+          <w:sz w:val="22"/>
+          <w:szCs w:val="22"/>
           <w:u w:val="single"/>
         </w:rPr>
         <w:t>}</w:t>
@@ -350,31 +405,31 @@
       <w:r>
         <w:rPr>
           <w:bCs/>
-          <w:sz w:val="21"/>
-          <w:szCs w:val="21"/>
+          <w:sz w:val="22"/>
+          <w:szCs w:val="22"/>
         </w:rPr>
         <w:t>,</w:t>
       </w:r>
       <w:r>
         <w:rPr>
-          <w:sz w:val="21"/>
-          <w:szCs w:val="21"/>
+          <w:sz w:val="22"/>
+          <w:szCs w:val="22"/>
         </w:rPr>
         <w:t xml:space="preserve"> именуем</w:t>
       </w:r>
       <w:bookmarkStart w:id="2" w:name="Именуемый"/>
       <w:r>
         <w:rPr>
-          <w:sz w:val="21"/>
-          <w:szCs w:val="21"/>
+          <w:sz w:val="22"/>
+          <w:szCs w:val="22"/>
         </w:rPr>
         <w:t>ое</w:t>
       </w:r>
       <w:bookmarkEnd w:id="2"/>
       <w:r>
         <w:rPr>
-          <w:sz w:val="21"/>
-          <w:szCs w:val="21"/>
+          <w:sz w:val="22"/>
+          <w:szCs w:val="22"/>
         </w:rPr>
         <w:t xml:space="preserve"> в дальнейшем </w:t>
       </w:r>
@@ -382,31 +437,31 @@
         <w:rPr>
           <w:b/>
           <w:i/>
-          <w:sz w:val="21"/>
-          <w:szCs w:val="21"/>
+          <w:sz w:val="22"/>
+          <w:szCs w:val="22"/>
         </w:rPr>
         <w:t>«Заказчик»</w:t>
       </w:r>
       <w:r>
         <w:rPr>
-          <w:sz w:val="21"/>
-          <w:szCs w:val="21"/>
+          <w:sz w:val="22"/>
+          <w:szCs w:val="22"/>
         </w:rPr>
         <w:t xml:space="preserve">, в лице </w:t>
       </w:r>
       <w:bookmarkStart w:id="3" w:name="Заказчик_должность_шапка"/>
       <w:r>
         <w:rPr>
-          <w:sz w:val="21"/>
-          <w:szCs w:val="21"/>
+          <w:sz w:val="22"/>
+          <w:szCs w:val="22"/>
         </w:rPr>
         <w:t>{</w:t>
       </w:r>
       <w:proofErr w:type="spellStart"/>
       <w:r>
         <w:rPr>
-          <w:sz w:val="21"/>
-          <w:szCs w:val="21"/>
+          <w:sz w:val="22"/>
+          <w:szCs w:val="22"/>
           <w:lang w:val="en-US"/>
         </w:rPr>
         <w:t>ClientPosition</w:t>
@@ -414,16 +469,16 @@
       <w:proofErr w:type="spellEnd"/>
       <w:r>
         <w:rPr>
-          <w:sz w:val="21"/>
-          <w:szCs w:val="21"/>
+          <w:sz w:val="22"/>
+          <w:szCs w:val="22"/>
         </w:rPr>
         <w:t>}</w:t>
       </w:r>
       <w:bookmarkEnd w:id="3"/>
       <w:r>
         <w:rPr>
-          <w:sz w:val="21"/>
-          <w:szCs w:val="21"/>
+          <w:sz w:val="22"/>
+          <w:szCs w:val="22"/>
           <w:u w:val="single"/>
         </w:rPr>
         <w:t>{</w:t>
@@ -431,8 +486,8 @@
       <w:proofErr w:type="spellStart"/>
       <w:r>
         <w:rPr>
-          <w:sz w:val="21"/>
-          <w:szCs w:val="21"/>
+          <w:sz w:val="22"/>
+          <w:szCs w:val="22"/>
           <w:u w:val="single"/>
           <w:lang w:val="en-US"/>
         </w:rPr>
@@ -441,39 +496,39 @@
       <w:proofErr w:type="spellEnd"/>
       <w:r>
         <w:rPr>
-          <w:sz w:val="21"/>
-          <w:szCs w:val="21"/>
+          <w:sz w:val="22"/>
+          <w:szCs w:val="22"/>
           <w:u w:val="single"/>
         </w:rPr>
         <w:t>}</w:t>
       </w:r>
       <w:r>
         <w:rPr>
-          <w:sz w:val="21"/>
-          <w:szCs w:val="21"/>
+          <w:sz w:val="22"/>
+          <w:szCs w:val="22"/>
         </w:rPr>
         <w:t xml:space="preserve">, </w:t>
       </w:r>
       <w:bookmarkStart w:id="4" w:name="Устав_ИП"/>
       <w:r>
         <w:rPr>
-          <w:sz w:val="21"/>
-          <w:szCs w:val="21"/>
+          <w:sz w:val="22"/>
+          <w:szCs w:val="22"/>
         </w:rPr>
         <w:t xml:space="preserve">действующего на основании Устава, </w:t>
       </w:r>
       <w:bookmarkEnd w:id="4"/>
       <w:r>
         <w:rPr>
-          <w:sz w:val="21"/>
-          <w:szCs w:val="21"/>
+          <w:sz w:val="22"/>
+          <w:szCs w:val="22"/>
         </w:rPr>
         <w:t xml:space="preserve">с одной стороны, и </w:t>
       </w:r>
       <w:r>
         <w:rPr>
-          <w:sz w:val="21"/>
-          <w:szCs w:val="21"/>
+          <w:sz w:val="22"/>
+          <w:szCs w:val="22"/>
           <w:u w:val="single"/>
         </w:rPr>
         <w:t>{</w:t>
@@ -481,8 +536,8 @@
       <w:proofErr w:type="spellStart"/>
       <w:r>
         <w:rPr>
-          <w:sz w:val="21"/>
-          <w:szCs w:val="21"/>
+          <w:sz w:val="22"/>
+          <w:szCs w:val="22"/>
           <w:u w:val="single"/>
         </w:rPr>
         <w:t>ExecutorOrg</w:t>
@@ -490,8 +545,8 @@
       <w:proofErr w:type="spellEnd"/>
       <w:r>
         <w:rPr>
-          <w:sz w:val="21"/>
-          <w:szCs w:val="21"/>
+          <w:sz w:val="22"/>
+          <w:szCs w:val="22"/>
           <w:u w:val="single"/>
         </w:rPr>
         <w:t>}</w:t>
@@ -499,15 +554,15 @@
       <w:r>
         <w:rPr>
           <w:bCs/>
-          <w:sz w:val="21"/>
-          <w:szCs w:val="21"/>
+          <w:sz w:val="22"/>
+          <w:szCs w:val="22"/>
         </w:rPr>
         <w:t>,</w:t>
       </w:r>
       <w:r>
         <w:rPr>
-          <w:sz w:val="21"/>
-          <w:szCs w:val="21"/>
+          <w:sz w:val="22"/>
+          <w:szCs w:val="22"/>
         </w:rPr>
         <w:t xml:space="preserve"> именуемое в дальнейшем </w:t>
       </w:r>
@@ -515,52 +570,45 @@
         <w:rPr>
           <w:b/>
           <w:i/>
-          <w:sz w:val="21"/>
-          <w:szCs w:val="21"/>
+          <w:sz w:val="22"/>
+          <w:szCs w:val="22"/>
         </w:rPr>
         <w:t>«Исполнитель»</w:t>
       </w:r>
       <w:r>
         <w:rPr>
-          <w:sz w:val="21"/>
-          <w:szCs w:val="21"/>
-        </w:rPr>
-        <w:t>,</w:t>
-      </w:r>
-      <w:r>
-        <w:rPr>
-          <w:sz w:val="21"/>
-          <w:szCs w:val="21"/>
-        </w:rPr>
-        <w:t xml:space="preserve"> в лице </w:t>
-      </w:r>
-      <w:r>
-        <w:rPr>
-          <w:sz w:val="21"/>
-          <w:szCs w:val="21"/>
+          <w:sz w:val="22"/>
+          <w:szCs w:val="22"/>
+        </w:rPr>
+        <w:t xml:space="preserve">, в лице </w:t>
+      </w:r>
+      <w:r>
+        <w:rPr>
+          <w:sz w:val="22"/>
+          <w:szCs w:val="22"/>
         </w:rPr>
         <w:t>{</w:t>
       </w:r>
       <w:proofErr w:type="spellStart"/>
       <w:r>
         <w:rPr>
-          <w:sz w:val="21"/>
-          <w:szCs w:val="21"/>
+          <w:sz w:val="22"/>
+          <w:szCs w:val="22"/>
         </w:rPr>
         <w:t>ExecutorPosition</w:t>
       </w:r>
       <w:proofErr w:type="spellEnd"/>
       <w:r>
         <w:rPr>
-          <w:sz w:val="21"/>
-          <w:szCs w:val="21"/>
+          <w:sz w:val="22"/>
+          <w:szCs w:val="22"/>
         </w:rPr>
         <w:t>}</w:t>
       </w:r>
       <w:r>
         <w:rPr>
-          <w:sz w:val="21"/>
-          <w:szCs w:val="21"/>
+          <w:sz w:val="22"/>
+          <w:szCs w:val="22"/>
           <w:u w:val="single"/>
         </w:rPr>
         <w:t>{</w:t>
@@ -568,16 +616,16 @@
       <w:proofErr w:type="spellStart"/>
       <w:r>
         <w:rPr>
-          <w:sz w:val="21"/>
-          <w:szCs w:val="21"/>
+          <w:sz w:val="22"/>
+          <w:szCs w:val="22"/>
           <w:u w:val="single"/>
         </w:rPr>
         <w:t>Executor</w:t>
       </w:r>
       <w:r>
         <w:rPr>
-          <w:sz w:val="21"/>
-          <w:szCs w:val="21"/>
+          <w:sz w:val="22"/>
+          <w:szCs w:val="22"/>
           <w:u w:val="single"/>
           <w:lang w:val="en-US"/>
         </w:rPr>
@@ -586,76 +634,69 @@
       <w:proofErr w:type="spellEnd"/>
       <w:r>
         <w:rPr>
-          <w:sz w:val="21"/>
-          <w:szCs w:val="21"/>
+          <w:sz w:val="22"/>
+          <w:szCs w:val="22"/>
           <w:u w:val="single"/>
         </w:rPr>
         <w:t>}</w:t>
       </w:r>
       <w:r>
         <w:rPr>
-          <w:sz w:val="21"/>
-          <w:szCs w:val="21"/>
-        </w:rPr>
-        <w:t>,</w:t>
-      </w:r>
-      <w:r>
-        <w:rPr>
-          <w:sz w:val="21"/>
-          <w:szCs w:val="21"/>
-        </w:rPr>
-        <w:t xml:space="preserve"> действующего на основании Устава, член саморегулируемой организации Ассоциация проектировщиков саморегулируемая организация «Объединение проектных организаций «</w:t>
+          <w:sz w:val="22"/>
+          <w:szCs w:val="22"/>
+        </w:rPr>
+        <w:t>, действующего на основании Устава, член саморегулируемой организации Ассоциация проектировщиков саморегулируемая организация «Объединение проектных организаций «</w:t>
       </w:r>
       <w:proofErr w:type="spellStart"/>
       <w:r>
         <w:rPr>
-          <w:sz w:val="21"/>
-          <w:szCs w:val="21"/>
+          <w:sz w:val="22"/>
+          <w:szCs w:val="22"/>
         </w:rPr>
         <w:t>ЭкспертПроект</w:t>
       </w:r>
       <w:proofErr w:type="spellEnd"/>
       <w:r>
         <w:rPr>
-          <w:sz w:val="21"/>
-          <w:szCs w:val="21"/>
+          <w:sz w:val="22"/>
+          <w:szCs w:val="22"/>
         </w:rPr>
         <w:t>» СРО-П-182-02042013 с 12.01.2018</w:t>
       </w:r>
       <w:r>
         <w:rPr>
-          <w:sz w:val="21"/>
-          <w:szCs w:val="21"/>
+          <w:sz w:val="22"/>
+          <w:szCs w:val="22"/>
         </w:rPr>
         <w:t xml:space="preserve"> </w:t>
       </w:r>
       <w:r>
         <w:rPr>
-          <w:sz w:val="21"/>
-          <w:szCs w:val="21"/>
+          <w:sz w:val="22"/>
+          <w:szCs w:val="22"/>
         </w:rPr>
         <w:t>г., с</w:t>
       </w:r>
       <w:r>
         <w:rPr>
-          <w:sz w:val="21"/>
-          <w:szCs w:val="21"/>
+          <w:sz w:val="22"/>
+          <w:szCs w:val="22"/>
         </w:rPr>
         <w:t xml:space="preserve"> другой стороны, а вместе именуемые «Стороны», </w:t>
       </w:r>
       <w:r>
         <w:rPr>
           <w:noProof/>
-          <w:sz w:val="21"/>
-          <w:szCs w:val="21"/>
+          <w:sz w:val="22"/>
+          <w:szCs w:val="22"/>
         </w:rPr>
         <w:t>составили настоящий Акт о том, что</w:t>
       </w:r>
       <w:r>
         <w:rPr>
           <w:noProof/>
-          <w:sz w:val="21"/>
-          <w:szCs w:val="21"/>
+          <w:sz w:val="22"/>
+          <w:szCs w:val="22"/>
         </w:rPr>
         <w:t>:</w:t>
       </w:r>
@@ -666,8 +707,8 @@
         <w:jc w:val="both"/>
         <w:rPr>
           <w:noProof/>
-          <w:sz w:val="21"/>
-          <w:szCs w:val="21"/>
+          <w:sz w:val="22"/>
+          <w:szCs w:val="22"/>
         </w:rPr>
       </w:pPr>
     </w:p>
@@ -677,80 +718,81 @@
           <w:ilvl w:val="0"/>
           <w:numId w:val="1"/>
         </w:numPr>
-        <w:ind w:left="0" w:firstLine="284"/>
+        <w:ind w:left="0" w:firstLine="426"/>
         <w:jc w:val="both"/>
         <w:rPr>
+          <w:bCs/>
+          <w:sz w:val="22"/>
+          <w:szCs w:val="22"/>
+          <w:u w:val="single"/>
+        </w:rPr>
+      </w:pPr>
+      <w:r>
+        <w:rPr>
           <w:noProof/>
-          <w:sz w:val="21"/>
-          <w:szCs w:val="21"/>
-        </w:rPr>
-      </w:pPr>
+          <w:sz w:val="22"/>
+          <w:szCs w:val="22"/>
+        </w:rPr>
+        <w:t xml:space="preserve">Исполнитель сдал, а Заказчик принял проектную документацию, разработанную Исполнителем </w:t>
+      </w:r>
       <w:r>
         <w:rPr>
           <w:noProof/>
-          <w:sz w:val="21"/>
-          <w:szCs w:val="21"/>
-        </w:rPr>
-        <w:t xml:space="preserve">Исполнитель сдал, а Заказчик принял проектную документацию, разработанную Исполнителем </w:t>
-      </w:r>
+          <w:sz w:val="22"/>
+          <w:szCs w:val="22"/>
+        </w:rPr>
+        <w:t xml:space="preserve">согласно п </w:t>
+      </w:r>
+      <w:bookmarkStart w:id="5" w:name="Тело_ДС"/>
       <w:r>
         <w:rPr>
           <w:noProof/>
-          <w:sz w:val="21"/>
-          <w:szCs w:val="21"/>
-        </w:rPr>
-        <w:t xml:space="preserve">согласно п </w:t>
-      </w:r>
-      <w:bookmarkStart w:id="5" w:name="Тело_ДС"/>
+          <w:sz w:val="22"/>
+          <w:szCs w:val="22"/>
+        </w:rPr>
+        <w:t>{</w:t>
+      </w:r>
+      <w:proofErr w:type="spellStart"/>
+      <w:r>
+        <w:rPr>
+          <w:bCs/>
+          <w:sz w:val="22"/>
+          <w:szCs w:val="22"/>
+        </w:rPr>
+        <w:t>Contract</w:t>
+      </w:r>
+      <w:proofErr w:type="spellEnd"/>
+      <w:r>
+        <w:rPr>
+          <w:bCs/>
+          <w:sz w:val="22"/>
+          <w:szCs w:val="22"/>
+          <w:lang w:val="en-US"/>
+        </w:rPr>
+        <w:t>Point</w:t>
+      </w:r>
+      <w:r>
+        <w:rPr>
+          <w:bCs/>
+          <w:sz w:val="22"/>
+          <w:szCs w:val="22"/>
+        </w:rPr>
+        <w:t>}</w:t>
+      </w:r>
+      <w:bookmarkEnd w:id="5"/>
       <w:r>
         <w:rPr>
           <w:noProof/>
-          <w:sz w:val="21"/>
-          <w:szCs w:val="21"/>
-        </w:rPr>
-        <w:t>{</w:t>
-      </w:r>
-      <w:proofErr w:type="spellStart"/>
-      <w:r>
-        <w:rPr>
-          <w:bCs/>
-          <w:sz w:val="21"/>
-          <w:szCs w:val="21"/>
-        </w:rPr>
-        <w:t>Contract</w:t>
-      </w:r>
-      <w:proofErr w:type="spellEnd"/>
-      <w:r>
-        <w:rPr>
-          <w:bCs/>
-          <w:sz w:val="21"/>
-          <w:szCs w:val="21"/>
-          <w:lang w:val="en-US"/>
-        </w:rPr>
-        <w:t>Point</w:t>
-      </w:r>
-      <w:r>
-        <w:rPr>
-          <w:bCs/>
-          <w:sz w:val="21"/>
-          <w:szCs w:val="21"/>
-        </w:rPr>
-        <w:t>}</w:t>
-      </w:r>
-      <w:bookmarkEnd w:id="5"/>
-      <w:r>
-        <w:rPr>
-          <w:noProof/>
-          <w:sz w:val="21"/>
-          <w:szCs w:val="21"/>
+          <w:sz w:val="22"/>
+          <w:szCs w:val="22"/>
         </w:rPr>
         <w:t xml:space="preserve"> № </w:t>
       </w:r>
       <w:r>
         <w:rPr>
           <w:b/>
-          <w:sz w:val="21"/>
-          <w:szCs w:val="21"/>
+          <w:sz w:val="22"/>
+          <w:szCs w:val="22"/>
           <w:u w:val="single"/>
           <w:lang w:val="en-US"/>
         </w:rPr>
@@ -759,8 +801,8 @@
       <w:r>
         <w:rPr>
           <w:b/>
-          <w:sz w:val="21"/>
-          <w:szCs w:val="21"/>
+          <w:sz w:val="22"/>
+          <w:szCs w:val="22"/>
           <w:u w:val="single"/>
         </w:rPr>
         <w:t>Р-</w:t>
@@ -768,8 +810,8 @@
       <w:r>
         <w:rPr>
           <w:b/>
-          <w:sz w:val="21"/>
-          <w:szCs w:val="21"/>
+          <w:sz w:val="22"/>
+          <w:szCs w:val="22"/>
           <w:u w:val="single"/>
         </w:rPr>
         <w:t>{</w:t>
@@ -778,8 +820,8 @@
       <w:r>
         <w:rPr>
           <w:b/>
-          <w:sz w:val="21"/>
-          <w:szCs w:val="21"/>
+          <w:sz w:val="22"/>
+          <w:szCs w:val="22"/>
           <w:u w:val="single"/>
           <w:lang w:val="en-US"/>
         </w:rPr>
@@ -789,8 +831,8 @@
       <w:r>
         <w:rPr>
           <w:b/>
-          <w:sz w:val="21"/>
-          <w:szCs w:val="21"/>
+          <w:sz w:val="22"/>
+          <w:szCs w:val="22"/>
           <w:u w:val="single"/>
         </w:rPr>
         <w:t>}</w:t>
@@ -798,32 +840,32 @@
       <w:r>
         <w:rPr>
           <w:b/>
-          <w:sz w:val="21"/>
-          <w:szCs w:val="21"/>
+          <w:sz w:val="22"/>
+          <w:szCs w:val="22"/>
         </w:rPr>
         <w:t xml:space="preserve"> </w:t>
       </w:r>
       <w:r>
         <w:rPr>
           <w:noProof/>
-          <w:sz w:val="21"/>
-          <w:szCs w:val="21"/>
+          <w:sz w:val="22"/>
+          <w:szCs w:val="22"/>
         </w:rPr>
         <w:t xml:space="preserve">от </w:t>
       </w:r>
       <w:r>
         <w:rPr>
           <w:noProof/>
-          <w:sz w:val="21"/>
-          <w:szCs w:val="21"/>
+          <w:sz w:val="22"/>
+          <w:szCs w:val="22"/>
         </w:rPr>
         <w:t>{</w:t>
       </w:r>
       <w:r>
         <w:rPr>
           <w:noProof/>
-          <w:sz w:val="21"/>
-          <w:szCs w:val="21"/>
+          <w:sz w:val="22"/>
+          <w:szCs w:val="22"/>
           <w:lang w:val="en-US"/>
         </w:rPr>
         <w:t>ContractDate</w:t>
@@ -831,52 +873,98 @@
       <w:r>
         <w:rPr>
           <w:noProof/>
-          <w:sz w:val="21"/>
-          <w:szCs w:val="21"/>
+          <w:sz w:val="22"/>
+          <w:szCs w:val="22"/>
         </w:rPr>
         <w:t>}</w:t>
       </w:r>
       <w:r>
         <w:rPr>
           <w:color w:val="000000"/>
-          <w:sz w:val="21"/>
-          <w:szCs w:val="21"/>
+          <w:sz w:val="22"/>
+          <w:szCs w:val="22"/>
         </w:rPr>
         <w:t xml:space="preserve"> </w:t>
       </w:r>
       <w:r>
         <w:rPr>
           <w:color w:val="000000"/>
-          <w:sz w:val="21"/>
-          <w:szCs w:val="21"/>
+          <w:sz w:val="22"/>
+          <w:szCs w:val="22"/>
         </w:rPr>
         <w:t>года</w:t>
       </w:r>
       <w:r>
         <w:rPr>
           <w:noProof/>
-          <w:sz w:val="21"/>
-          <w:szCs w:val="21"/>
+          <w:sz w:val="22"/>
+          <w:szCs w:val="22"/>
         </w:rPr>
         <w:t xml:space="preserve"> </w:t>
       </w:r>
       <w:r>
         <w:rPr>
           <w:noProof/>
-          <w:sz w:val="21"/>
-          <w:szCs w:val="21"/>
+          <w:sz w:val="22"/>
+          <w:szCs w:val="22"/>
         </w:rPr>
         <w:t>для объекта Заказчика, расположенного по адресу:</w:t>
+      </w:r>
+      <w:bookmarkStart w:id="6" w:name="Адрес"/>
+      <w:r>
+        <w:rPr>
+          <w:b/>
+          <w:sz w:val="22"/>
+          <w:szCs w:val="22"/>
+        </w:rPr>
+        <w:t xml:space="preserve"> </w:t>
+      </w:r>
+      <w:bookmarkEnd w:id="6"/>
+      <w:r>
+        <w:rPr>
+          <w:bCs/>
+          <w:sz w:val="22"/>
+          <w:szCs w:val="22"/>
+          <w:u w:val="single"/>
+        </w:rPr>
+        <w:t>{</w:t>
+      </w:r>
+      <w:r>
+        <w:rPr>
+          <w:bCs/>
+          <w:sz w:val="22"/>
+          <w:szCs w:val="22"/>
+          <w:u w:val="single"/>
+          <w:lang w:val="en-US"/>
+        </w:rPr>
+        <w:t>Address</w:t>
+      </w:r>
+      <w:r>
+        <w:rPr>
+          <w:bCs/>
+          <w:sz w:val="22"/>
+          <w:szCs w:val="22"/>
+          <w:u w:val="single"/>
+        </w:rPr>
+        <w:t>}</w:t>
+      </w:r>
+      <w:r>
+        <w:rPr>
+          <w:bCs/>
+          <w:sz w:val="22"/>
+          <w:szCs w:val="22"/>
+        </w:rPr>
+        <w:t>, в составе:</w:t>
       </w:r>
     </w:p>
     <w:p>
       <w:pPr>
-        <w:ind w:left="284"/>
+        <w:ind w:firstLine="426"/>
         <w:jc w:val="both"/>
         <w:rPr>
-          <w:noProof/>
-          <w:sz w:val="21"/>
-          <w:szCs w:val="21"/>
+          <w:b/>
+          <w:sz w:val="22"/>
+          <w:szCs w:val="22"/>
         </w:rPr>
       </w:pPr>
     </w:p>
@@ -886,48 +974,19 @@
         <w:jc w:val="both"/>
         <w:rPr>
           <w:bCs/>
-          <w:sz w:val="21"/>
-          <w:szCs w:val="21"/>
-          <w:u w:val="single"/>
-        </w:rPr>
-      </w:pPr>
-      <w:bookmarkStart w:id="6" w:name="Адрес"/>
-      <w:r>
-        <w:rPr>
-          <w:b/>
-          <w:sz w:val="21"/>
-          <w:szCs w:val="21"/>
-        </w:rPr>
-        <w:t xml:space="preserve"> </w:t>
-      </w:r>
-      <w:bookmarkEnd w:id="6"/>
-      <w:r>
-        <w:rPr>
-          <w:bCs/>
-          <w:sz w:val="21"/>
-          <w:szCs w:val="21"/>
-          <w:u w:val="single"/>
-        </w:rPr>
-        <w:t>{</w:t>
-      </w:r>
-      <w:r>
-        <w:rPr>
-          <w:bCs/>
-          <w:sz w:val="21"/>
-          <w:szCs w:val="21"/>
-          <w:u w:val="single"/>
+          <w:sz w:val="22"/>
+          <w:szCs w:val="22"/>
           <w:lang w:val="en-US"/>
         </w:rPr>
-        <w:t>Address</w:t>
-      </w:r>
-      <w:r>
-        <w:rPr>
-          <w:bCs/>
-          <w:sz w:val="21"/>
-          <w:szCs w:val="21"/>
-          <w:u w:val="single"/>
-        </w:rPr>
-        <w:t>}</w:t>
+      </w:pPr>
+      <w:r>
+        <w:rPr>
+          <w:bCs/>
+          <w:sz w:val="22"/>
+          <w:szCs w:val="22"/>
+          <w:lang w:val="en-US"/>
+        </w:rPr>
+        <w:t>{Services}</w:t>
       </w:r>
     </w:p>
     <w:p>
@@ -936,111 +995,118 @@
         <w:jc w:val="both"/>
         <w:rPr>
           <w:b/>
-          <w:sz w:val="21"/>
-          <w:szCs w:val="21"/>
+          <w:sz w:val="22"/>
+          <w:szCs w:val="22"/>
         </w:rPr>
       </w:pPr>
     </w:p>
     <w:p>
       <w:pPr>
-        <w:ind w:firstLine="360"/>
+        <w:ind w:firstLine="426"/>
         <w:jc w:val="both"/>
         <w:rPr>
-          <w:sz w:val="21"/>
-          <w:szCs w:val="21"/>
+          <w:sz w:val="22"/>
+          <w:szCs w:val="22"/>
         </w:rPr>
       </w:pPr>
       <w:r>
         <w:rPr>
           <w:noProof/>
-          <w:sz w:val="21"/>
-          <w:szCs w:val="21"/>
+          <w:sz w:val="22"/>
+          <w:szCs w:val="22"/>
         </w:rPr>
         <w:t xml:space="preserve">2. </w:t>
       </w:r>
       <w:r>
         <w:rPr>
-          <w:sz w:val="21"/>
-          <w:szCs w:val="21"/>
+          <w:sz w:val="22"/>
+          <w:szCs w:val="22"/>
         </w:rPr>
         <w:t xml:space="preserve">Проектная документация выполнена в </w:t>
       </w:r>
       <w:r>
         <w:rPr>
-          <w:sz w:val="21"/>
-          <w:szCs w:val="21"/>
+          <w:sz w:val="22"/>
+          <w:szCs w:val="22"/>
         </w:rPr>
         <w:t xml:space="preserve">полном </w:t>
       </w:r>
       <w:r>
         <w:rPr>
-          <w:sz w:val="21"/>
-          <w:szCs w:val="21"/>
+          <w:sz w:val="22"/>
+          <w:szCs w:val="22"/>
         </w:rPr>
         <w:t xml:space="preserve">объеме </w:t>
       </w:r>
       <w:r>
         <w:rPr>
-          <w:sz w:val="21"/>
-          <w:szCs w:val="21"/>
+          <w:sz w:val="22"/>
+          <w:szCs w:val="22"/>
         </w:rPr>
         <w:t>и соответствует</w:t>
       </w:r>
       <w:r>
         <w:rPr>
-          <w:sz w:val="21"/>
-          <w:szCs w:val="21"/>
+          <w:sz w:val="22"/>
+          <w:szCs w:val="22"/>
         </w:rPr>
         <w:t xml:space="preserve"> условиям Договора.</w:t>
       </w:r>
     </w:p>
     <w:p>
       <w:pPr>
-        <w:ind w:firstLine="360"/>
+        <w:ind w:firstLine="426"/>
         <w:jc w:val="both"/>
         <w:rPr>
-          <w:sz w:val="21"/>
-          <w:szCs w:val="21"/>
-        </w:rPr>
-      </w:pPr>
-      <w:r>
-        <w:rPr>
-          <w:sz w:val="21"/>
-          <w:szCs w:val="21"/>
-        </w:rPr>
-        <w:t>3. К объему и качеству выполненных Работ Заказчик претензий не имеет.</w:t>
+          <w:sz w:val="22"/>
+          <w:szCs w:val="22"/>
+        </w:rPr>
+      </w:pPr>
+      <w:r>
+        <w:rPr>
+          <w:sz w:val="22"/>
+          <w:szCs w:val="22"/>
+        </w:rPr>
+        <w:t>3</w:t>
+      </w:r>
+      <w:r>
+        <w:rPr>
+          <w:sz w:val="22"/>
+          <w:szCs w:val="22"/>
+        </w:rPr>
+        <w:t>. К объему и качеству выполненных Работ Заказчик претензий не имеет.</w:t>
       </w:r>
     </w:p>
     <w:p>
       <w:pPr>
-        <w:ind w:firstLine="360"/>
+        <w:ind w:firstLine="426"/>
         <w:jc w:val="both"/>
         <w:rPr>
           <w:b/>
           <w:bCs/>
-          <w:sz w:val="21"/>
-          <w:szCs w:val="21"/>
-        </w:rPr>
-      </w:pPr>
-      <w:r>
-        <w:rPr>
-          <w:b/>
-          <w:bCs/>
+          <w:sz w:val="22"/>
+          <w:szCs w:val="22"/>
+        </w:rPr>
+      </w:pPr>
+      <w:r>
+        <w:rPr>
           <w:noProof/>
+          <w:sz w:val="22"/>
+          <w:szCs w:val="22"/>
         </w:rPr>
         <w:drawing>
-          <wp:anchor distT="0" distB="0" distL="114300" distR="114300" simplePos="0" relativeHeight="251658240" behindDoc="1" locked="0" layoutInCell="1" allowOverlap="1" wp14:anchorId="2DF0765F" wp14:editId="4D177500">
+          <wp:anchor distT="0" distB="0" distL="114300" distR="114300" simplePos="0" relativeHeight="251663360" behindDoc="1" locked="0" layoutInCell="1" allowOverlap="1" wp14:anchorId="126F0F2A" wp14:editId="024FF746">
             <wp:simplePos x="0" y="0"/>
             <wp:positionH relativeFrom="column">
-              <wp:posOffset>-216256</wp:posOffset>
+              <wp:posOffset>680426</wp:posOffset>
             </wp:positionH>
             <wp:positionV relativeFrom="paragraph">
-              <wp:posOffset>119338</wp:posOffset>
+              <wp:posOffset>301113</wp:posOffset>
             </wp:positionV>
-            <wp:extent cx="2415540" cy="1685290"/>
+            <wp:extent cx="1609090" cy="1366520"/>
             <wp:effectExtent l="0" t="0" r="0" b="0"/>
             <wp:wrapNone/>
-            <wp:docPr id="2" name="Рисунок 2"/>
+            <wp:docPr id="4" name="Рисунок 4"/>
             <wp:cNvGraphicFramePr>
               <a:graphicFrameLocks xmlns:a="http://schemas.openxmlformats.org/drawingml/2006/main" noChangeAspect="1"/>
             </wp:cNvGraphicFramePr>
@@ -1048,10 +1114,8 @@
               <a:graphicData uri="http://schemas.openxmlformats.org/drawingml/2006/picture">
                 <pic:pic xmlns:pic="http://schemas.openxmlformats.org/drawingml/2006/picture">
                   <pic:nvPicPr>
-                    <pic:cNvPr id="0" name="Picture 2"/>
-                    <pic:cNvPicPr>
-                      <a:picLocks noChangeAspect="1" noChangeArrowheads="1"/>
-                    </pic:cNvPicPr>
+                    <pic:cNvPr id="0" name="Подпись.png"/>
+                    <pic:cNvPicPr/>
                   </pic:nvPicPr>
                   <pic:blipFill>
                     <a:blip r:embed="rId7">
@@ -1061,20 +1125,18 @@
                         </a:ext>
                       </a:extLst>
                     </a:blip>
-                    <a:srcRect/>
                     <a:stretch>
                       <a:fillRect/>
                     </a:stretch>
                   </pic:blipFill>
-                  <pic:spPr bwMode="auto">
+                  <pic:spPr>
                     <a:xfrm>
                       <a:off x="0" y="0"/>
-                      <a:ext cx="2415540" cy="1685290"/>
+                      <a:ext cx="1609090" cy="1366520"/>
                     </a:xfrm>
                     <a:prstGeom prst="rect">
                       <a:avLst/>
                     </a:prstGeom>
-                    <a:noFill/>
                   </pic:spPr>
                 </pic:pic>
               </a:graphicData>
@@ -1090,47 +1152,54 @@
       </w:r>
       <w:r>
         <w:rPr>
-          <w:sz w:val="21"/>
-          <w:szCs w:val="21"/>
-        </w:rPr>
-        <w:t>4.</w:t>
-      </w:r>
-      <w:r>
-        <w:rPr>
-          <w:sz w:val="21"/>
-          <w:szCs w:val="21"/>
+          <w:sz w:val="22"/>
+          <w:szCs w:val="22"/>
+        </w:rPr>
+        <w:t>4</w:t>
+      </w:r>
+      <w:r>
+        <w:rPr>
+          <w:sz w:val="22"/>
+          <w:szCs w:val="22"/>
+        </w:rPr>
+        <w:t>.</w:t>
+      </w:r>
+      <w:r>
+        <w:rPr>
+          <w:sz w:val="22"/>
+          <w:szCs w:val="22"/>
         </w:rPr>
         <w:t xml:space="preserve"> </w:t>
       </w:r>
       <w:r>
         <w:rPr>
           <w:bCs/>
-          <w:sz w:val="21"/>
-          <w:szCs w:val="21"/>
+          <w:sz w:val="22"/>
+          <w:szCs w:val="22"/>
         </w:rPr>
         <w:t>Общая ст</w:t>
       </w:r>
       <w:r>
         <w:rPr>
           <w:bCs/>
-          <w:sz w:val="21"/>
-          <w:szCs w:val="21"/>
+          <w:sz w:val="22"/>
+          <w:szCs w:val="22"/>
         </w:rPr>
         <w:t xml:space="preserve">оимость работ, указанных в п. </w:t>
       </w:r>
       <w:r>
         <w:rPr>
           <w:bCs/>
-          <w:sz w:val="21"/>
-          <w:szCs w:val="21"/>
+          <w:sz w:val="22"/>
+          <w:szCs w:val="22"/>
         </w:rPr>
         <w:t>4</w:t>
       </w:r>
       <w:r>
         <w:rPr>
           <w:bCs/>
-          <w:sz w:val="21"/>
-          <w:szCs w:val="21"/>
+          <w:sz w:val="22"/>
+          <w:szCs w:val="22"/>
         </w:rPr>
         <w:t>{</w:t>
       </w:r>
@@ -1138,8 +1207,8 @@
       <w:r>
         <w:rPr>
           <w:bCs/>
-          <w:sz w:val="21"/>
-          <w:szCs w:val="21"/>
+          <w:sz w:val="22"/>
+          <w:szCs w:val="22"/>
         </w:rPr>
         <w:t>DSContract</w:t>
       </w:r>
@@ -1147,8 +1216,8 @@
       <w:r>
         <w:rPr>
           <w:bCs/>
-          <w:sz w:val="21"/>
-          <w:szCs w:val="21"/>
+          <w:sz w:val="22"/>
+          <w:szCs w:val="22"/>
           <w:lang w:val="en-US"/>
         </w:rPr>
         <w:t>Info</w:t>
@@ -1156,24 +1225,24 @@
       <w:r>
         <w:rPr>
           <w:bCs/>
-          <w:sz w:val="21"/>
-          <w:szCs w:val="21"/>
+          <w:sz w:val="22"/>
+          <w:szCs w:val="22"/>
         </w:rPr>
         <w:t>}</w:t>
       </w:r>
       <w:r>
         <w:rPr>
           <w:noProof/>
-          <w:sz w:val="21"/>
-          <w:szCs w:val="21"/>
+          <w:sz w:val="22"/>
+          <w:szCs w:val="22"/>
         </w:rPr>
         <w:t xml:space="preserve"> № </w:t>
       </w:r>
       <w:r>
         <w:rPr>
           <w:b/>
-          <w:sz w:val="21"/>
-          <w:szCs w:val="21"/>
+          <w:sz w:val="22"/>
+          <w:szCs w:val="22"/>
           <w:lang w:val="en-US"/>
         </w:rPr>
         <w:t>US</w:t>
@@ -1181,8 +1250,8 @@
       <w:r>
         <w:rPr>
           <w:b/>
-          <w:sz w:val="21"/>
-          <w:szCs w:val="21"/>
+          <w:sz w:val="22"/>
+          <w:szCs w:val="22"/>
         </w:rPr>
         <w:t>Р-</w:t>
       </w:r>
@@ -1190,8 +1259,8 @@
       <w:r>
         <w:rPr>
           <w:b/>
-          <w:sz w:val="21"/>
-          <w:szCs w:val="21"/>
+          <w:sz w:val="22"/>
+          <w:szCs w:val="22"/>
         </w:rPr>
         <w:t>{</w:t>
       </w:r>
@@ -1199,8 +1268,8 @@
       <w:r>
         <w:rPr>
           <w:b/>
-          <w:sz w:val="21"/>
-          <w:szCs w:val="21"/>
+          <w:sz w:val="22"/>
+          <w:szCs w:val="22"/>
           <w:lang w:val="en-US"/>
         </w:rPr>
         <w:t>ContractNumber</w:t>
@@ -1209,8 +1278,8 @@
       <w:r>
         <w:rPr>
           <w:b/>
-          <w:sz w:val="21"/>
-          <w:szCs w:val="21"/>
+          <w:sz w:val="22"/>
+          <w:szCs w:val="22"/>
         </w:rPr>
         <w:t>}</w:t>
       </w:r>
@@ -1218,40 +1287,40 @@
       <w:r>
         <w:rPr>
           <w:bCs/>
-          <w:sz w:val="21"/>
-          <w:szCs w:val="21"/>
+          <w:sz w:val="22"/>
+          <w:szCs w:val="22"/>
         </w:rPr>
         <w:t>,</w:t>
       </w:r>
       <w:r>
         <w:rPr>
           <w:bCs/>
-          <w:sz w:val="21"/>
-          <w:szCs w:val="21"/>
+          <w:sz w:val="22"/>
+          <w:szCs w:val="22"/>
         </w:rPr>
         <w:t xml:space="preserve"> составляет</w:t>
       </w:r>
       <w:r>
         <w:rPr>
           <w:bCs/>
-          <w:sz w:val="21"/>
-          <w:szCs w:val="21"/>
+          <w:sz w:val="22"/>
+          <w:szCs w:val="22"/>
         </w:rPr>
         <w:t xml:space="preserve"> </w:t>
       </w:r>
       <w:r>
         <w:rPr>
           <w:bCs/>
-          <w:sz w:val="21"/>
-          <w:szCs w:val="21"/>
+          <w:sz w:val="22"/>
+          <w:szCs w:val="22"/>
         </w:rPr>
         <w:t>{</w:t>
       </w:r>
       <w:r>
         <w:rPr>
           <w:bCs/>
-          <w:sz w:val="21"/>
-          <w:szCs w:val="21"/>
+          <w:sz w:val="22"/>
+          <w:szCs w:val="22"/>
           <w:lang w:val="en-US"/>
         </w:rPr>
         <w:t>Price</w:t>
@@ -1259,32 +1328,24 @@
       <w:r>
         <w:rPr>
           <w:bCs/>
-          <w:sz w:val="21"/>
-          <w:szCs w:val="21"/>
-        </w:rPr>
-        <w:t xml:space="preserve">} </w:t>
-      </w:r>
-      <w:r>
-        <w:rPr>
-          <w:bCs/>
-          <w:sz w:val="21"/>
-          <w:szCs w:val="21"/>
-        </w:rPr>
-        <w:t xml:space="preserve">рублей </w:t>
-      </w:r>
-      <w:r>
-        <w:rPr>
-          <w:bCs/>
-          <w:sz w:val="21"/>
-          <w:szCs w:val="21"/>
+          <w:sz w:val="22"/>
+          <w:szCs w:val="22"/>
+        </w:rPr>
+        <w:t xml:space="preserve">} рублей </w:t>
+      </w:r>
+      <w:r>
+        <w:rPr>
+          <w:bCs/>
+          <w:sz w:val="22"/>
+          <w:szCs w:val="22"/>
         </w:rPr>
         <w:t>(</w:t>
       </w:r>
       <w:r>
         <w:rPr>
           <w:bCs/>
-          <w:sz w:val="21"/>
-          <w:szCs w:val="21"/>
+          <w:sz w:val="22"/>
+          <w:szCs w:val="22"/>
           <w:u w:val="single"/>
         </w:rPr>
         <w:t>{</w:t>
@@ -1293,8 +1354,8 @@
       <w:r>
         <w:rPr>
           <w:bCs/>
-          <w:sz w:val="21"/>
-          <w:szCs w:val="21"/>
+          <w:sz w:val="22"/>
+          <w:szCs w:val="22"/>
           <w:u w:val="single"/>
           <w:lang w:val="en-US"/>
         </w:rPr>
@@ -1304,8 +1365,8 @@
       <w:r>
         <w:rPr>
           <w:bCs/>
-          <w:sz w:val="21"/>
-          <w:szCs w:val="21"/>
+          <w:sz w:val="22"/>
+          <w:szCs w:val="22"/>
           <w:u w:val="single"/>
         </w:rPr>
         <w:t>}</w:t>
@@ -1313,24 +1374,24 @@
       <w:r>
         <w:rPr>
           <w:bCs/>
-          <w:sz w:val="21"/>
-          <w:szCs w:val="21"/>
+          <w:sz w:val="22"/>
+          <w:szCs w:val="22"/>
         </w:rPr>
         <w:t xml:space="preserve">), </w:t>
       </w:r>
       <w:r>
         <w:rPr>
           <w:bCs/>
-          <w:sz w:val="21"/>
-          <w:szCs w:val="21"/>
+          <w:sz w:val="22"/>
+          <w:szCs w:val="22"/>
         </w:rPr>
         <w:t>{</w:t>
       </w:r>
       <w:r>
         <w:rPr>
           <w:bCs/>
-          <w:sz w:val="21"/>
-          <w:szCs w:val="21"/>
+          <w:sz w:val="22"/>
+          <w:szCs w:val="22"/>
           <w:lang w:val="en-US"/>
         </w:rPr>
         <w:t>NDS</w:t>
@@ -1338,15 +1399,15 @@
       <w:r>
         <w:rPr>
           <w:bCs/>
-          <w:sz w:val="21"/>
-          <w:szCs w:val="21"/>
+          <w:sz w:val="22"/>
+          <w:szCs w:val="22"/>
         </w:rPr>
         <w:t>}</w:t>
       </w:r>
       <w:r>
         <w:rPr>
-          <w:sz w:val="21"/>
-          <w:szCs w:val="21"/>
+          <w:sz w:val="22"/>
+          <w:szCs w:val="22"/>
         </w:rPr>
         <w:t>.</w:t>
       </w:r>
@@ -1421,11 +1482,15 @@
               <w:jc w:val="center"/>
               <w:rPr>
                 <w:b/>
+                <w:sz w:val="22"/>
+                <w:szCs w:val="22"/>
               </w:rPr>
             </w:pPr>
             <w:r>
               <w:rPr>
                 <w:b/>
+                <w:sz w:val="22"/>
+                <w:szCs w:val="22"/>
               </w:rPr>
               <w:t>СДАЛ</w:t>
             </w:r>
@@ -1438,11 +1503,15 @@
               <w:jc w:val="center"/>
               <w:rPr>
                 <w:noProof/>
+                <w:sz w:val="22"/>
+                <w:szCs w:val="22"/>
               </w:rPr>
             </w:pPr>
             <w:r>
               <w:rPr>
                 <w:noProof/>
+                <w:sz w:val="22"/>
+                <w:szCs w:val="22"/>
               </w:rPr>
               <w:t>_______________</w:t>
             </w:r>
@@ -1455,12 +1524,16 @@
               <w:jc w:val="center"/>
               <w:rPr>
                 <w:noProof/>
+                <w:sz w:val="22"/>
+                <w:szCs w:val="22"/>
               </w:rPr>
             </w:pPr>
             <w:bookmarkStart w:id="8" w:name="Директор_лев"/>
             <w:r>
               <w:rPr>
                 <w:noProof/>
+                <w:sz w:val="22"/>
+                <w:szCs w:val="22"/>
                 <w:lang w:val="en-US"/>
               </w:rPr>
               <w:t>{ExecutorShortName}</w:t>
@@ -1468,6 +1541,8 @@
             <w:r>
               <w:rPr>
                 <w:noProof/>
+                <w:sz w:val="22"/>
+                <w:szCs w:val="22"/>
               </w:rPr>
               <w:t xml:space="preserve"> </w:t>
             </w:r>
@@ -1481,6 +1556,8 @@
               <w:jc w:val="center"/>
               <w:rPr>
                 <w:noProof/>
+                <w:sz w:val="22"/>
+                <w:szCs w:val="22"/>
               </w:rPr>
             </w:pPr>
           </w:p>
@@ -1496,6 +1573,10 @@
               </w:rPr>
             </w:pPr>
             <w:r>
+              <w:rPr>
+                <w:sz w:val="22"/>
+                <w:szCs w:val="22"/>
+              </w:rPr>
               <w:t>М.П.</w:t>
             </w:r>
           </w:p>
@@ -1512,11 +1593,15 @@
               <w:jc w:val="center"/>
               <w:rPr>
                 <w:b/>
+                <w:sz w:val="22"/>
+                <w:szCs w:val="22"/>
               </w:rPr>
             </w:pPr>
             <w:r>
               <w:rPr>
                 <w:b/>
+                <w:sz w:val="22"/>
+                <w:szCs w:val="22"/>
               </w:rPr>
               <w:t>ПРИНЯЛ</w:t>
             </w:r>
@@ -1529,11 +1614,15 @@
               <w:jc w:val="center"/>
               <w:rPr>
                 <w:noProof/>
+                <w:sz w:val="22"/>
+                <w:szCs w:val="22"/>
               </w:rPr>
             </w:pPr>
             <w:r>
               <w:rPr>
                 <w:noProof/>
+                <w:sz w:val="22"/>
+                <w:szCs w:val="22"/>
               </w:rPr>
               <w:t>_______________</w:t>
             </w:r>
@@ -1570,8 +1659,8 @@
             <w:proofErr w:type="spellStart"/>
             <w:r>
               <w:rPr>
-                <w:sz w:val="21"/>
-                <w:szCs w:val="21"/>
+                <w:sz w:val="22"/>
+                <w:szCs w:val="22"/>
                 <w:lang w:val="en-US"/>
               </w:rPr>
               <w:t>ClientShortName</w:t>
@@ -1640,6 +1729,10 @@
         <w:adjustRightInd w:val="0"/>
         <w:ind w:firstLine="540"/>
         <w:jc w:val="both"/>
+        <w:rPr>
+          <w:sz w:val="22"/>
+          <w:szCs w:val="22"/>
+        </w:rPr>
       </w:pPr>
     </w:p>
     <w:p>
@@ -1649,7 +1742,73 @@
         <w:adjustRightInd w:val="0"/>
         <w:ind w:firstLine="540"/>
         <w:jc w:val="both"/>
-      </w:pPr>
+        <w:rPr>
+          <w:sz w:val="22"/>
+          <w:szCs w:val="22"/>
+        </w:rPr>
+      </w:pPr>
+      <w:r>
+        <w:rPr>
+          <w:noProof/>
+          <w:sz w:val="22"/>
+          <w:szCs w:val="22"/>
+        </w:rPr>
+        <w:drawing>
+          <wp:anchor distT="0" distB="0" distL="114300" distR="114300" simplePos="0" relativeHeight="251661312" behindDoc="0" locked="0" layoutInCell="1" allowOverlap="1" wp14:anchorId="30C918A1" wp14:editId="73611D2B">
+            <wp:simplePos x="0" y="0"/>
+            <wp:positionH relativeFrom="column">
+              <wp:posOffset>589280</wp:posOffset>
+            </wp:positionH>
+            <wp:positionV relativeFrom="paragraph">
+              <wp:posOffset>102870</wp:posOffset>
+            </wp:positionV>
+            <wp:extent cx="2122170" cy="2171065"/>
+            <wp:effectExtent l="0" t="0" r="0" b="0"/>
+            <wp:wrapNone/>
+            <wp:docPr id="5" name="Рисунок 5"/>
+            <wp:cNvGraphicFramePr>
+              <a:graphicFrameLocks xmlns:a="http://schemas.openxmlformats.org/drawingml/2006/main" noChangeAspect="1"/>
+            </wp:cNvGraphicFramePr>
+            <a:graphic xmlns:a="http://schemas.openxmlformats.org/drawingml/2006/main">
+              <a:graphicData uri="http://schemas.openxmlformats.org/drawingml/2006/picture">
+                <pic:pic xmlns:pic="http://schemas.openxmlformats.org/drawingml/2006/picture">
+                  <pic:nvPicPr>
+                    <pic:cNvPr id="0" name="печать ЮС Про.png"/>
+                    <pic:cNvPicPr/>
+                  </pic:nvPicPr>
+                  <pic:blipFill>
+                    <a:blip r:embed="rId8">
+                      <a:extLst>
+                        <a:ext uri="{28A0092B-C50C-407E-A947-70E740481C1C}">
+                          <a14:useLocalDpi xmlns:a14="http://schemas.microsoft.com/office/drawing/2010/main" val="0"/>
+                        </a:ext>
+                      </a:extLst>
+                    </a:blip>
+                    <a:stretch>
+                      <a:fillRect/>
+                    </a:stretch>
+                  </pic:blipFill>
+                  <pic:spPr>
+                    <a:xfrm>
+                      <a:off x="0" y="0"/>
+                      <a:ext cx="2122170" cy="2171065"/>
+                    </a:xfrm>
+                    <a:prstGeom prst="rect">
+                      <a:avLst/>
+                    </a:prstGeom>
+                  </pic:spPr>
+                </pic:pic>
+              </a:graphicData>
+            </a:graphic>
+            <wp14:sizeRelH relativeFrom="page">
+              <wp14:pctWidth>0</wp14:pctWidth>
+            </wp14:sizeRelH>
+            <wp14:sizeRelV relativeFrom="page">
+              <wp14:pctHeight>0</wp14:pctHeight>
+            </wp14:sizeRelV>
+          </wp:anchor>
+        </w:drawing>
+      </w:r>
     </w:p>
     <w:p>
       <w:pPr>
@@ -1658,7 +1817,85 @@
         <w:adjustRightInd w:val="0"/>
         <w:ind w:firstLine="540"/>
         <w:jc w:val="both"/>
-      </w:pPr>
+        <w:rPr>
+          <w:sz w:val="22"/>
+          <w:szCs w:val="22"/>
+        </w:rPr>
+      </w:pPr>
+      <w:r>
+        <w:rPr>
+          <w:noProof/>
+          <w:sz w:val="22"/>
+          <w:szCs w:val="22"/>
+        </w:rPr>
+        <w:drawing>
+          <wp:anchor distT="0" distB="0" distL="114300" distR="114300" simplePos="0" relativeHeight="251659264" behindDoc="0" locked="0" layoutInCell="1" allowOverlap="1" wp14:anchorId="349AF4F4" wp14:editId="15E31259">
+            <wp:simplePos x="0" y="0"/>
+            <wp:positionH relativeFrom="column">
+              <wp:posOffset>-902335</wp:posOffset>
+            </wp:positionH>
+            <wp:positionV relativeFrom="paragraph">
+              <wp:posOffset>26670</wp:posOffset>
+            </wp:positionV>
+            <wp:extent cx="1857375" cy="1830705"/>
+            <wp:effectExtent l="0" t="0" r="0" b="0"/>
+            <wp:wrapNone/>
+            <wp:docPr id="10" name="Рисунок 10"/>
+            <wp:cNvGraphicFramePr>
+              <a:graphicFrameLocks xmlns:a="http://schemas.openxmlformats.org/drawingml/2006/main" noChangeAspect="1"/>
+            </wp:cNvGraphicFramePr>
+            <a:graphic xmlns:a="http://schemas.openxmlformats.org/drawingml/2006/main">
+              <a:graphicData uri="http://schemas.openxmlformats.org/drawingml/2006/picture">
+                <pic:pic xmlns:pic="http://schemas.openxmlformats.org/drawingml/2006/picture">
+                  <pic:nvPicPr>
+                    <pic:cNvPr id="0" name="img7.png"/>
+                    <pic:cNvPicPr/>
+                  </pic:nvPicPr>
+                  <pic:blipFill>
+                    <a:blip r:embed="rId9" cstate="print">
+                      <a:extLst>
+                        <a:ext uri="{BEBA8EAE-BF5A-486C-A8C5-ECC9F3942E4B}">
+                          <a14:imgProps xmlns:a14="http://schemas.microsoft.com/office/drawing/2010/main">
+                            <a14:imgLayer r:embed="rId10">
+                              <a14:imgEffect>
+                                <a14:colorTemperature colorTemp="7200"/>
+                              </a14:imgEffect>
+                              <a14:imgEffect>
+                                <a14:saturation sat="400000"/>
+                              </a14:imgEffect>
+                            </a14:imgLayer>
+                          </a14:imgProps>
+                        </a:ext>
+                        <a:ext uri="{28A0092B-C50C-407E-A947-70E740481C1C}">
+                          <a14:useLocalDpi xmlns:a14="http://schemas.microsoft.com/office/drawing/2010/main" val="0"/>
+                        </a:ext>
+                      </a:extLst>
+                    </a:blip>
+                    <a:stretch>
+                      <a:fillRect/>
+                    </a:stretch>
+                  </pic:blipFill>
+                  <pic:spPr>
+                    <a:xfrm rot="5400000">
+                      <a:off x="0" y="0"/>
+                      <a:ext cx="1857375" cy="1830705"/>
+                    </a:xfrm>
+                    <a:prstGeom prst="rect">
+                      <a:avLst/>
+                    </a:prstGeom>
+                  </pic:spPr>
+                </pic:pic>
+              </a:graphicData>
+            </a:graphic>
+            <wp14:sizeRelH relativeFrom="page">
+              <wp14:pctWidth>0</wp14:pctWidth>
+            </wp14:sizeRelH>
+            <wp14:sizeRelV relativeFrom="page">
+              <wp14:pctHeight>0</wp14:pctHeight>
+            </wp14:sizeRelV>
+          </wp:anchor>
+        </w:drawing>
+      </w:r>
     </w:p>
     <w:p>
       <w:pPr>
@@ -1667,6 +1904,10 @@
         <w:adjustRightInd w:val="0"/>
         <w:ind w:firstLine="540"/>
         <w:jc w:val="both"/>
+        <w:rPr>
+          <w:sz w:val="22"/>
+          <w:szCs w:val="22"/>
+        </w:rPr>
       </w:pPr>
     </w:p>
     <w:p>
@@ -1676,6 +1917,10 @@
         <w:adjustRightInd w:val="0"/>
         <w:ind w:firstLine="540"/>
         <w:jc w:val="both"/>
+        <w:rPr>
+          <w:sz w:val="22"/>
+          <w:szCs w:val="22"/>
+        </w:rPr>
       </w:pPr>
     </w:p>
     <w:p>
@@ -1685,10 +1930,14 @@
         <w:adjustRightInd w:val="0"/>
         <w:ind w:firstLine="540"/>
         <w:jc w:val="center"/>
+        <w:rPr>
+          <w:sz w:val="22"/>
+          <w:szCs w:val="22"/>
+        </w:rPr>
       </w:pPr>
     </w:p>
     <w:sectPr>
-      <w:headerReference w:type="default" r:id="rId8"/>
+      <w:headerReference w:type="default" r:id="rId11"/>
       <w:pgSz w:w="11906" w:h="16838"/>
       <w:pgMar w:top="1134" w:right="850" w:bottom="1134" w:left="1701" w:header="708" w:footer="708" w:gutter="0"/>
       <w:cols w:space="708"/>
@@ -1699,7 +1948,7 @@
 </file>
 
 <file path=word/endnotes.xml><?xml version="1.0" encoding="utf-8"?>
-<w:endnotes xmlns:wpc="http://schemas.microsoft.com/office/word/2010/wordprocessingCanvas" xmlns:cx="http://schemas.microsoft.com/office/drawing/2014/chartex" xmlns:cx1="http://schemas.microsoft.com/office/drawing/2015/9/8/chartex" xmlns:cx2="http://schemas.microsoft.com/office/drawing/2015/10/21/chartex" xmlns:cx3="http://schemas.microsoft.com/office/drawing/2016/5/9/chartex" xmlns:cx4="http://schemas.microsoft.com/office/drawing/2016/5/10/chartex" xmlns:cx5="http://schemas.microsoft.com/office/drawing/2016/5/11/chartex" xmlns:cx6="http://schemas.microsoft.com/office/drawing/2016/5/12/chartex" xmlns:cx7="http://schemas.microsoft.com/office/drawing/2016/5/13/chartex" xmlns:cx8="http://schemas.microsoft.com/office/drawing/2016/5/14/chartex" xmlns:mc="http://schemas.openxmlformats.org/markup-compatibility/2006" xmlns:aink="http://schemas.microsoft.com/office/drawing/2016/ink" xmlns:am3d="http://schemas.microsoft.com/office/drawing/2017/model3d" xmlns:o="urn:schemas-microsoft-com:office:office" xmlns:r="http://schemas.openxmlformats.org/officeDocument/2006/relationships" xmlns:m="http://schemas.openxmlformats.org/officeDocument/2006/math" xmlns:v="urn:schemas-microsoft-com:vml" xmlns:wp14="http://schemas.microsoft.com/office/word/2010/wordprocessingDrawing" xmlns:wp="http://schemas.openxmlformats.org/drawingml/2006/wordprocessingDrawing" xmlns:w10="urn:schemas-microsoft-com:office:word" xmlns:w="http://schemas.openxmlformats.org/wordprocessingml/2006/main" xmlns:w14="http://schemas.microsoft.com/office/word/2010/wordml" xmlns:w15="http://schemas.microsoft.com/office/word/2012/wordml" xmlns:w16cex="http://schemas.microsoft.com/office/word/2018/wordml/cex" xmlns:w16cid="http://schemas.microsoft.com/office/word/2016/wordml/cid" xmlns:w16="http://schemas.microsoft.com/office/word/2018/wordml" xmlns:w16sdtdh="http://schemas.microsoft.com/office/word/2020/wordml/sdtdatahash" xmlns:w16se="http://schemas.microsoft.com/office/word/2015/wordml/symex" xmlns:wpg="http://schemas.microsoft.com/office/word/2010/wordprocessingGroup" xmlns:wpi="http://schemas.microsoft.com/office/word/2010/wordprocessingInk" xmlns:wne="http://schemas.microsoft.com/office/word/2006/wordml" xmlns:wps="http://schemas.microsoft.com/office/word/2010/wordprocessingShape" mc:Ignorable="w14 w15 w16se w16cid w16 w16cex w16sdtdh wp14">
+<w:endnotes xmlns:wpc="http://schemas.microsoft.com/office/word/2010/wordprocessingCanvas" xmlns:cx="http://schemas.microsoft.com/office/drawing/2014/chartex" xmlns:cx1="http://schemas.microsoft.com/office/drawing/2015/9/8/chartex" xmlns:cx2="http://schemas.microsoft.com/office/drawing/2015/10/21/chartex" xmlns:cx3="http://schemas.microsoft.com/office/drawing/2016/5/9/chartex" xmlns:cx4="http://schemas.microsoft.com/office/drawing/2016/5/10/chartex" xmlns:cx5="http://schemas.microsoft.com/office/drawing/2016/5/11/chartex" xmlns:cx6="http://schemas.microsoft.com/office/drawing/2016/5/12/chartex" xmlns:cx7="http://schemas.microsoft.com/office/drawing/2016/5/13/chartex" xmlns:cx8="http://schemas.microsoft.com/office/drawing/2016/5/14/chartex" xmlns:mc="http://schemas.openxmlformats.org/markup-compatibility/2006" xmlns:aink="http://schemas.microsoft.com/office/drawing/2016/ink" xmlns:am3d="http://schemas.microsoft.com/office/drawing/2017/model3d" xmlns:o="urn:schemas-microsoft-com:office:office" xmlns:oel="http://schemas.microsoft.com/office/2019/extlst" xmlns:r="http://schemas.openxmlformats.org/officeDocument/2006/relationships" xmlns:m="http://schemas.openxmlformats.org/officeDocument/2006/math" xmlns:v="urn:schemas-microsoft-com:vml" xmlns:wp14="http://schemas.microsoft.com/office/word/2010/wordprocessingDrawing" xmlns:wp="http://schemas.openxmlformats.org/drawingml/2006/wordprocessingDrawing" xmlns:w10="urn:schemas-microsoft-com:office:word" xmlns:w="http://schemas.openxmlformats.org/wordprocessingml/2006/main" xmlns:w14="http://schemas.microsoft.com/office/word/2010/wordml" xmlns:w15="http://schemas.microsoft.com/office/word/2012/wordml" xmlns:w16cex="http://schemas.microsoft.com/office/word/2018/wordml/cex" xmlns:w16cid="http://schemas.microsoft.com/office/word/2016/wordml/cid" xmlns:w16="http://schemas.microsoft.com/office/word/2018/wordml" xmlns:w16sdtdh="http://schemas.microsoft.com/office/word/2020/wordml/sdtdatahash" xmlns:w16se="http://schemas.microsoft.com/office/word/2015/wordml/symex" xmlns:wpg="http://schemas.microsoft.com/office/word/2010/wordprocessingGroup" xmlns:wpi="http://schemas.microsoft.com/office/word/2010/wordprocessingInk" xmlns:wne="http://schemas.microsoft.com/office/word/2006/wordml" xmlns:wps="http://schemas.microsoft.com/office/word/2010/wordprocessingShape" mc:Ignorable="w14 w15 w16se w16cid w16 w16cex w16sdtdh wp14">
   <w:endnote w:type="separator" w:id="-1">
     <w:p>
       <w:r>
@@ -1718,7 +1967,7 @@
 </file>
 
 <file path=word/footnotes.xml><?xml version="1.0" encoding="utf-8"?>
-<w:footnotes xmlns:wpc="http://schemas.microsoft.com/office/word/2010/wordprocessingCanvas" xmlns:cx="http://schemas.microsoft.com/office/drawing/2014/chartex" xmlns:cx1="http://schemas.microsoft.com/office/drawing/2015/9/8/chartex" xmlns:cx2="http://schemas.microsoft.com/office/drawing/2015/10/21/chartex" xmlns:cx3="http://schemas.microsoft.com/office/drawing/2016/5/9/chartex" xmlns:cx4="http://schemas.microsoft.com/office/drawing/2016/5/10/chartex" xmlns:cx5="http://schemas.microsoft.com/office/drawing/2016/5/11/chartex" xmlns:cx6="http://schemas.microsoft.com/office/drawing/2016/5/12/chartex" xmlns:cx7="http://schemas.microsoft.com/office/drawing/2016/5/13/chartex" xmlns:cx8="http://schemas.microsoft.com/office/drawing/2016/5/14/chartex" xmlns:mc="http://schemas.openxmlformats.org/markup-compatibility/2006" xmlns:aink="http://schemas.microsoft.com/office/drawing/2016/ink" xmlns:am3d="http://schemas.microsoft.com/office/drawing/2017/model3d" xmlns:o="urn:schemas-microsoft-com:office:office" xmlns:r="http://schemas.openxmlformats.org/officeDocument/2006/relationships" xmlns:m="http://schemas.openxmlformats.org/officeDocument/2006/math" xmlns:v="urn:schemas-microsoft-com:vml" xmlns:wp14="http://schemas.microsoft.com/office/word/2010/wordprocessingDrawing" xmlns:wp="http://schemas.openxmlformats.org/drawingml/2006/wordprocessingDrawing" xmlns:w10="urn:schemas-microsoft-com:office:word" xmlns:w="http://schemas.openxmlformats.org/wordprocessingml/2006/main" xmlns:w14="http://schemas.microsoft.com/office/word/2010/wordml" xmlns:w15="http://schemas.microsoft.com/office/word/2012/wordml" xmlns:w16cex="http://schemas.microsoft.com/office/word/2018/wordml/cex" xmlns:w16cid="http://schemas.microsoft.com/office/word/2016/wordml/cid" xmlns:w16="http://schemas.microsoft.com/office/word/2018/wordml" xmlns:w16sdtdh="http://schemas.microsoft.com/office/word/2020/wordml/sdtdatahash" xmlns:w16se="http://schemas.microsoft.com/office/word/2015/wordml/symex" xmlns:wpg="http://schemas.microsoft.com/office/word/2010/wordprocessingGroup" xmlns:wpi="http://schemas.microsoft.com/office/word/2010/wordprocessingInk" xmlns:wne="http://schemas.microsoft.com/office/word/2006/wordml" xmlns:wps="http://schemas.microsoft.com/office/word/2010/wordprocessingShape" mc:Ignorable="w14 w15 w16se w16cid w16 w16cex w16sdtdh wp14">
+<w:footnotes xmlns:wpc="http://schemas.microsoft.com/office/word/2010/wordprocessingCanvas" xmlns:cx="http://schemas.microsoft.com/office/drawing/2014/chartex" xmlns:cx1="http://schemas.microsoft.com/office/drawing/2015/9/8/chartex" xmlns:cx2="http://schemas.microsoft.com/office/drawing/2015/10/21/chartex" xmlns:cx3="http://schemas.microsoft.com/office/drawing/2016/5/9/chartex" xmlns:cx4="http://schemas.microsoft.com/office/drawing/2016/5/10/chartex" xmlns:cx5="http://schemas.microsoft.com/office/drawing/2016/5/11/chartex" xmlns:cx6="http://schemas.microsoft.com/office/drawing/2016/5/12/chartex" xmlns:cx7="http://schemas.microsoft.com/office/drawing/2016/5/13/chartex" xmlns:cx8="http://schemas.microsoft.com/office/drawing/2016/5/14/chartex" xmlns:mc="http://schemas.openxmlformats.org/markup-compatibility/2006" xmlns:aink="http://schemas.microsoft.com/office/drawing/2016/ink" xmlns:am3d="http://schemas.microsoft.com/office/drawing/2017/model3d" xmlns:o="urn:schemas-microsoft-com:office:office" xmlns:oel="http://schemas.microsoft.com/office/2019/extlst" xmlns:r="http://schemas.openxmlformats.org/officeDocument/2006/relationships" xmlns:m="http://schemas.openxmlformats.org/officeDocument/2006/math" xmlns:v="urn:schemas-microsoft-com:vml" xmlns:wp14="http://schemas.microsoft.com/office/word/2010/wordprocessingDrawing" xmlns:wp="http://schemas.openxmlformats.org/drawingml/2006/wordprocessingDrawing" xmlns:w10="urn:schemas-microsoft-com:office:word" xmlns:w="http://schemas.openxmlformats.org/wordprocessingml/2006/main" xmlns:w14="http://schemas.microsoft.com/office/word/2010/wordml" xmlns:w15="http://schemas.microsoft.com/office/word/2012/wordml" xmlns:w16cex="http://schemas.microsoft.com/office/word/2018/wordml/cex" xmlns:w16cid="http://schemas.microsoft.com/office/word/2016/wordml/cid" xmlns:w16="http://schemas.microsoft.com/office/word/2018/wordml" xmlns:w16sdtdh="http://schemas.microsoft.com/office/word/2020/wordml/sdtdatahash" xmlns:w16se="http://schemas.microsoft.com/office/word/2015/wordml/symex" xmlns:wpg="http://schemas.microsoft.com/office/word/2010/wordprocessingGroup" xmlns:wpi="http://schemas.microsoft.com/office/word/2010/wordprocessingInk" xmlns:wne="http://schemas.microsoft.com/office/word/2006/wordml" xmlns:wps="http://schemas.microsoft.com/office/word/2010/wordprocessingShape" mc:Ignorable="w14 w15 w16se w16cid w16 w16cex w16sdtdh wp14">
   <w:footnote w:type="separator" w:id="-1">
     <w:p>
       <w:r>
@@ -1737,7 +1986,7 @@
 </file>
 
 <file path=word/header1.xml><?xml version="1.0" encoding="utf-8"?>
-<w:hdr xmlns:wpc="http://schemas.microsoft.com/office/word/2010/wordprocessingCanvas" xmlns:cx="http://schemas.microsoft.com/office/drawing/2014/chartex" xmlns:cx1="http://schemas.microsoft.com/office/drawing/2015/9/8/chartex" xmlns:cx2="http://schemas.microsoft.com/office/drawing/2015/10/21/chartex" xmlns:cx3="http://schemas.microsoft.com/office/drawing/2016/5/9/chartex" xmlns:cx4="http://schemas.microsoft.com/office/drawing/2016/5/10/chartex" xmlns:cx5="http://schemas.microsoft.com/office/drawing/2016/5/11/chartex" xmlns:cx6="http://schemas.microsoft.com/office/drawing/2016/5/12/chartex" xmlns:cx7="http://schemas.microsoft.com/office/drawing/2016/5/13/chartex" xmlns:cx8="http://schemas.microsoft.com/office/drawing/2016/5/14/chartex" xmlns:mc="http://schemas.openxmlformats.org/markup-compatibility/2006" xmlns:aink="http://schemas.microsoft.com/office/drawing/2016/ink" xmlns:am3d="http://schemas.microsoft.com/office/drawing/2017/model3d" xmlns:o="urn:schemas-microsoft-com:office:office" xmlns:r="http://schemas.openxmlformats.org/officeDocument/2006/relationships" xmlns:m="http://schemas.openxmlformats.org/officeDocument/2006/math" xmlns:v="urn:schemas-microsoft-com:vml" xmlns:wp14="http://schemas.microsoft.com/office/word/2010/wordprocessingDrawing" xmlns:wp="http://schemas.openxmlformats.org/drawingml/2006/wordprocessingDrawing" xmlns:w10="urn:schemas-microsoft-com:office:word" xmlns:w="http://schemas.openxmlformats.org/wordprocessingml/2006/main" xmlns:w14="http://schemas.microsoft.com/office/word/2010/wordml" xmlns:w15="http://schemas.microsoft.com/office/word/2012/wordml" xmlns:w16cex="http://schemas.microsoft.com/office/word/2018/wordml/cex" xmlns:w16cid="http://schemas.microsoft.com/office/word/2016/wordml/cid" xmlns:w16="http://schemas.microsoft.com/office/word/2018/wordml" xmlns:w16sdtdh="http://schemas.microsoft.com/office/word/2020/wordml/sdtdatahash" xmlns:w16se="http://schemas.microsoft.com/office/word/2015/wordml/symex" xmlns:wpg="http://schemas.microsoft.com/office/word/2010/wordprocessingGroup" xmlns:wpi="http://schemas.microsoft.com/office/word/2010/wordprocessingInk" xmlns:wne="http://schemas.microsoft.com/office/word/2006/wordml" xmlns:wps="http://schemas.microsoft.com/office/word/2010/wordprocessingShape" mc:Ignorable="w14 w15 w16se w16cid w16 w16cex w16sdtdh wp14">
+<w:hdr xmlns:wpc="http://schemas.microsoft.com/office/word/2010/wordprocessingCanvas" xmlns:cx="http://schemas.microsoft.com/office/drawing/2014/chartex" xmlns:cx1="http://schemas.microsoft.com/office/drawing/2015/9/8/chartex" xmlns:cx2="http://schemas.microsoft.com/office/drawing/2015/10/21/chartex" xmlns:cx3="http://schemas.microsoft.com/office/drawing/2016/5/9/chartex" xmlns:cx4="http://schemas.microsoft.com/office/drawing/2016/5/10/chartex" xmlns:cx5="http://schemas.microsoft.com/office/drawing/2016/5/11/chartex" xmlns:cx6="http://schemas.microsoft.com/office/drawing/2016/5/12/chartex" xmlns:cx7="http://schemas.microsoft.com/office/drawing/2016/5/13/chartex" xmlns:cx8="http://schemas.microsoft.com/office/drawing/2016/5/14/chartex" xmlns:mc="http://schemas.openxmlformats.org/markup-compatibility/2006" xmlns:aink="http://schemas.microsoft.com/office/drawing/2016/ink" xmlns:am3d="http://schemas.microsoft.com/office/drawing/2017/model3d" xmlns:o="urn:schemas-microsoft-com:office:office" xmlns:oel="http://schemas.microsoft.com/office/2019/extlst" xmlns:r="http://schemas.openxmlformats.org/officeDocument/2006/relationships" xmlns:m="http://schemas.openxmlformats.org/officeDocument/2006/math" xmlns:v="urn:schemas-microsoft-com:vml" xmlns:wp14="http://schemas.microsoft.com/office/word/2010/wordprocessingDrawing" xmlns:wp="http://schemas.openxmlformats.org/drawingml/2006/wordprocessingDrawing" xmlns:w10="urn:schemas-microsoft-com:office:word" xmlns:w="http://schemas.openxmlformats.org/wordprocessingml/2006/main" xmlns:w14="http://schemas.microsoft.com/office/word/2010/wordml" xmlns:w15="http://schemas.microsoft.com/office/word/2012/wordml" xmlns:w16cex="http://schemas.microsoft.com/office/word/2018/wordml/cex" xmlns:w16cid="http://schemas.microsoft.com/office/word/2016/wordml/cid" xmlns:w16="http://schemas.microsoft.com/office/word/2018/wordml" xmlns:w16sdtdh="http://schemas.microsoft.com/office/word/2020/wordml/sdtdatahash" xmlns:w16se="http://schemas.microsoft.com/office/word/2015/wordml/symex" xmlns:wpg="http://schemas.microsoft.com/office/word/2010/wordprocessingGroup" xmlns:wpi="http://schemas.microsoft.com/office/word/2010/wordprocessingInk" xmlns:wne="http://schemas.microsoft.com/office/word/2006/wordml" xmlns:wps="http://schemas.microsoft.com/office/word/2010/wordprocessingShape" mc:Ignorable="w14 w15 w16se w16cid w16 w16cex w16sdtdh wp14">
   <w:p>
     <w:pPr>
       <w:pStyle w:val="a5"/>
@@ -1798,7 +2047,7 @@
 </file>
 
 <file path=word/numbering.xml><?xml version="1.0" encoding="utf-8"?>
-<w:numbering xmlns:wpc="http://schemas.microsoft.com/office/word/2010/wordprocessingCanvas" xmlns:cx="http://schemas.microsoft.com/office/drawing/2014/chartex" xmlns:cx1="http://schemas.microsoft.com/office/drawing/2015/9/8/chartex" xmlns:cx2="http://schemas.microsoft.com/office/drawing/2015/10/21/chartex" xmlns:cx3="http://schemas.microsoft.com/office/drawing/2016/5/9/chartex" xmlns:cx4="http://schemas.microsoft.com/office/drawing/2016/5/10/chartex" xmlns:cx5="http://schemas.microsoft.com/office/drawing/2016/5/11/chartex" xmlns:cx6="http://schemas.microsoft.com/office/drawing/2016/5/12/chartex" xmlns:cx7="http://schemas.microsoft.com/office/drawing/2016/5/13/chartex" xmlns:cx8="http://schemas.microsoft.com/office/drawing/2016/5/14/chartex" xmlns:mc="http://schemas.openxmlformats.org/markup-compatibility/2006" xmlns:aink="http://schemas.microsoft.com/office/drawing/2016/ink" xmlns:am3d="http://schemas.microsoft.com/office/drawing/2017/model3d" xmlns:o="urn:schemas-microsoft-com:office:office" xmlns:r="http://schemas.openxmlformats.org/officeDocument/2006/relationships" xmlns:m="http://schemas.openxmlformats.org/officeDocument/2006/math" xmlns:v="urn:schemas-microsoft-com:vml" xmlns:wp14="http://schemas.microsoft.com/office/word/2010/wordprocessingDrawing" xmlns:wp="http://schemas.openxmlformats.org/drawingml/2006/wordprocessingDrawing" xmlns:w10="urn:schemas-microsoft-com:office:word" xmlns:w="http://schemas.openxmlformats.org/wordprocessingml/2006/main" xmlns:w14="http://schemas.microsoft.com/office/word/2010/wordml" xmlns:w15="http://schemas.microsoft.com/office/word/2012/wordml" xmlns:w16cex="http://schemas.microsoft.com/office/word/2018/wordml/cex" xmlns:w16cid="http://schemas.microsoft.com/office/word/2016/wordml/cid" xmlns:w16="http://schemas.microsoft.com/office/word/2018/wordml" xmlns:w16sdtdh="http://schemas.microsoft.com/office/word/2020/wordml/sdtdatahash" xmlns:w16se="http://schemas.microsoft.com/office/word/2015/wordml/symex" xmlns:wpg="http://schemas.microsoft.com/office/word/2010/wordprocessingGroup" xmlns:wpi="http://schemas.microsoft.com/office/word/2010/wordprocessingInk" xmlns:wne="http://schemas.microsoft.com/office/word/2006/wordml" xmlns:wps="http://schemas.microsoft.com/office/word/2010/wordprocessingShape" mc:Ignorable="w14 w15 w16se w16cid w16 w16cex w16sdtdh wp14">
+<w:numbering xmlns:wpc="http://schemas.microsoft.com/office/word/2010/wordprocessingCanvas" xmlns:cx="http://schemas.microsoft.com/office/drawing/2014/chartex" xmlns:cx1="http://schemas.microsoft.com/office/drawing/2015/9/8/chartex" xmlns:cx2="http://schemas.microsoft.com/office/drawing/2015/10/21/chartex" xmlns:cx3="http://schemas.microsoft.com/office/drawing/2016/5/9/chartex" xmlns:cx4="http://schemas.microsoft.com/office/drawing/2016/5/10/chartex" xmlns:cx5="http://schemas.microsoft.com/office/drawing/2016/5/11/chartex" xmlns:cx6="http://schemas.microsoft.com/office/drawing/2016/5/12/chartex" xmlns:cx7="http://schemas.microsoft.com/office/drawing/2016/5/13/chartex" xmlns:cx8="http://schemas.microsoft.com/office/drawing/2016/5/14/chartex" xmlns:mc="http://schemas.openxmlformats.org/markup-compatibility/2006" xmlns:aink="http://schemas.microsoft.com/office/drawing/2016/ink" xmlns:am3d="http://schemas.microsoft.com/office/drawing/2017/model3d" xmlns:o="urn:schemas-microsoft-com:office:office" xmlns:oel="http://schemas.microsoft.com/office/2019/extlst" xmlns:r="http://schemas.openxmlformats.org/officeDocument/2006/relationships" xmlns:m="http://schemas.openxmlformats.org/officeDocument/2006/math" xmlns:v="urn:schemas-microsoft-com:vml" xmlns:wp14="http://schemas.microsoft.com/office/word/2010/wordprocessingDrawing" xmlns:wp="http://schemas.openxmlformats.org/drawingml/2006/wordprocessingDrawing" xmlns:w10="urn:schemas-microsoft-com:office:word" xmlns:w="http://schemas.openxmlformats.org/wordprocessingml/2006/main" xmlns:w14="http://schemas.microsoft.com/office/word/2010/wordml" xmlns:w15="http://schemas.microsoft.com/office/word/2012/wordml" xmlns:w16cex="http://schemas.microsoft.com/office/word/2018/wordml/cex" xmlns:w16cid="http://schemas.microsoft.com/office/word/2016/wordml/cid" xmlns:w16="http://schemas.microsoft.com/office/word/2018/wordml" xmlns:w16sdtdh="http://schemas.microsoft.com/office/word/2020/wordml/sdtdatahash" xmlns:w16se="http://schemas.microsoft.com/office/word/2015/wordml/symex" xmlns:wpg="http://schemas.microsoft.com/office/word/2010/wordprocessingGroup" xmlns:wpi="http://schemas.microsoft.com/office/word/2010/wordprocessingInk" xmlns:wne="http://schemas.microsoft.com/office/word/2006/wordml" xmlns:wps="http://schemas.microsoft.com/office/word/2010/wordprocessingShape" mc:Ignorable="w14 w15 w16se w16cid w16 w16cex w16sdtdh wp14">
   <w:abstractNum w:abstractNumId="0" w15:restartNumberingAfterBreak="0">
     <w:nsid w:val="692F778D"/>
     <w:multiLevelType w:val="hybridMultilevel"/>
@@ -1888,7 +2137,7 @@
       </w:pPr>
     </w:lvl>
   </w:abstractNum>
-  <w:num w:numId="1">
+  <w:num w:numId="1" w16cid:durableId="1522013976">
     <w:abstractNumId w:val="0"/>
   </w:num>
 </w:numbering>
@@ -2475,6 +2724,17 @@
       <w:bCs/>
     </w:rPr>
   </w:style>
+  <w:style w:type="paragraph" w:styleId="af0">
+    <w:name w:val="List Paragraph"/>
+    <w:basedOn w:val="a"/>
+    <w:uiPriority w:val="34"/>
+    <w:qFormat/>
+    <w:rsid w:val="002017F5"/>
+    <w:pPr>
+      <w:ind w:left="720"/>
+      <w:contextualSpacing/>
+    </w:pPr>
+  </w:style>
 </w:styles>
 </file>
 

--- a/Templates/Act.docx
+++ b/Templates/Act.docx
@@ -976,17 +976,32 @@
           <w:bCs/>
           <w:sz w:val="22"/>
           <w:szCs w:val="22"/>
+        </w:rPr>
+      </w:pPr>
+      <w:r>
+        <w:rPr>
+          <w:bCs/>
+          <w:sz w:val="22"/>
+          <w:szCs w:val="22"/>
+        </w:rPr>
+        <w:t>{</w:t>
+      </w:r>
+      <w:r>
+        <w:rPr>
+          <w:bCs/>
+          <w:sz w:val="22"/>
+          <w:szCs w:val="22"/>
           <w:lang w:val="en-US"/>
         </w:rPr>
-      </w:pPr>
-      <w:r>
-        <w:rPr>
-          <w:bCs/>
-          <w:sz w:val="22"/>
-          <w:szCs w:val="22"/>
-          <w:lang w:val="en-US"/>
-        </w:rPr>
-        <w:t>{Services}</w:t>
+        <w:t>Services</w:t>
+      </w:r>
+      <w:r>
+        <w:rPr>
+          <w:bCs/>
+          <w:sz w:val="22"/>
+          <w:szCs w:val="22"/>
+        </w:rPr>
+        <w:t>}</w:t>
       </w:r>
     </w:p>
     <w:p>
@@ -1095,7 +1110,7 @@
           <w:szCs w:val="22"/>
         </w:rPr>
         <w:drawing>
-          <wp:anchor distT="0" distB="0" distL="114300" distR="114300" simplePos="0" relativeHeight="251663360" behindDoc="1" locked="0" layoutInCell="1" allowOverlap="1" wp14:anchorId="126F0F2A" wp14:editId="024FF746">
+          <wp:anchor distT="0" distB="0" distL="114300" distR="114300" simplePos="0" relativeHeight="251663360" behindDoc="1" locked="0" layoutInCell="1" allowOverlap="1" wp14:anchorId="126F0F2A" wp14:editId="105F4193">
             <wp:simplePos x="0" y="0"/>
             <wp:positionH relativeFrom="column">
               <wp:posOffset>680426</wp:posOffset>
@@ -1106,7 +1121,7 @@
             <wp:extent cx="1609090" cy="1366520"/>
             <wp:effectExtent l="0" t="0" r="0" b="0"/>
             <wp:wrapNone/>
-            <wp:docPr id="4" name="Рисунок 4"/>
+            <wp:docPr id="4" name="Рисунок 4" descr="USProSignature"/>
             <wp:cNvGraphicFramePr>
               <a:graphicFrameLocks xmlns:a="http://schemas.openxmlformats.org/drawingml/2006/main" noChangeAspect="1"/>
             </wp:cNvGraphicFramePr>
@@ -1114,7 +1129,7 @@
               <a:graphicData uri="http://schemas.openxmlformats.org/drawingml/2006/picture">
                 <pic:pic xmlns:pic="http://schemas.openxmlformats.org/drawingml/2006/picture">
                   <pic:nvPicPr>
-                    <pic:cNvPr id="0" name="Подпись.png"/>
+                    <pic:cNvPr id="4" name="Рисунок 4" descr="USProSignature"/>
                     <pic:cNvPicPr/>
                   </pic:nvPicPr>
                   <pic:blipFill>
@@ -1450,6 +1465,80 @@
           <w:szCs w:val="22"/>
         </w:rPr>
       </w:pPr>
+      <w:r>
+        <w:rPr>
+          <w:noProof/>
+          <w:sz w:val="22"/>
+          <w:szCs w:val="22"/>
+        </w:rPr>
+        <w:drawing>
+          <wp:anchor distT="0" distB="0" distL="114300" distR="114300" simplePos="0" relativeHeight="251657216" behindDoc="1" locked="0" layoutInCell="1" allowOverlap="1" wp14:anchorId="349AF4F4" wp14:editId="47DA9094">
+            <wp:simplePos x="0" y="0"/>
+            <wp:positionH relativeFrom="column">
+              <wp:posOffset>526028</wp:posOffset>
+            </wp:positionH>
+            <wp:positionV relativeFrom="paragraph">
+              <wp:posOffset>483097</wp:posOffset>
+            </wp:positionV>
+            <wp:extent cx="1857375" cy="1830705"/>
+            <wp:effectExtent l="0" t="0" r="0" b="0"/>
+            <wp:wrapNone/>
+            <wp:docPr id="10" name="Рисунок 10" descr="USProjectStamp"/>
+            <wp:cNvGraphicFramePr>
+              <a:graphicFrameLocks xmlns:a="http://schemas.openxmlformats.org/drawingml/2006/main" noChangeAspect="1"/>
+            </wp:cNvGraphicFramePr>
+            <a:graphic xmlns:a="http://schemas.openxmlformats.org/drawingml/2006/main">
+              <a:graphicData uri="http://schemas.openxmlformats.org/drawingml/2006/picture">
+                <pic:pic xmlns:pic="http://schemas.openxmlformats.org/drawingml/2006/picture">
+                  <pic:nvPicPr>
+                    <pic:cNvPr id="10" name="Рисунок 10" descr="USProjectStamp"/>
+                    <pic:cNvPicPr/>
+                  </pic:nvPicPr>
+                  <pic:blipFill>
+                    <a:blip r:embed="rId8" cstate="print">
+                      <a:extLst>
+                        <a:ext uri="{BEBA8EAE-BF5A-486C-A8C5-ECC9F3942E4B}">
+                          <a14:imgProps xmlns:a14="http://schemas.microsoft.com/office/drawing/2010/main">
+                            <a14:imgLayer r:embed="rId9">
+                              <a14:imgEffect>
+                                <a14:colorTemperature colorTemp="7200"/>
+                              </a14:imgEffect>
+                              <a14:imgEffect>
+                                <a14:saturation sat="400000"/>
+                              </a14:imgEffect>
+                            </a14:imgLayer>
+                          </a14:imgProps>
+                        </a:ext>
+                        <a:ext uri="{28A0092B-C50C-407E-A947-70E740481C1C}">
+                          <a14:useLocalDpi xmlns:a14="http://schemas.microsoft.com/office/drawing/2010/main" val="0"/>
+                        </a:ext>
+                      </a:extLst>
+                    </a:blip>
+                    <a:stretch>
+                      <a:fillRect/>
+                    </a:stretch>
+                  </pic:blipFill>
+                  <pic:spPr>
+                    <a:xfrm rot="5400000">
+                      <a:off x="0" y="0"/>
+                      <a:ext cx="1857375" cy="1830705"/>
+                    </a:xfrm>
+                    <a:prstGeom prst="rect">
+                      <a:avLst/>
+                    </a:prstGeom>
+                  </pic:spPr>
+                </pic:pic>
+              </a:graphicData>
+            </a:graphic>
+            <wp14:sizeRelH relativeFrom="page">
+              <wp14:pctWidth>0</wp14:pctWidth>
+            </wp14:sizeRelH>
+            <wp14:sizeRelV relativeFrom="page">
+              <wp14:pctHeight>0</wp14:pctHeight>
+            </wp14:sizeRelV>
+          </wp:anchor>
+        </w:drawing>
+      </w:r>
     </w:p>
     <w:tbl>
       <w:tblPr>
@@ -1486,6 +1575,68 @@
                 <w:szCs w:val="22"/>
               </w:rPr>
             </w:pPr>
+            <w:r>
+              <w:rPr>
+                <w:noProof/>
+                <w:sz w:val="22"/>
+                <w:szCs w:val="22"/>
+              </w:rPr>
+              <w:drawing>
+                <wp:anchor distT="0" distB="0" distL="114300" distR="114300" simplePos="0" relativeHeight="251659264" behindDoc="1" locked="0" layoutInCell="1" allowOverlap="1" wp14:anchorId="30C918A1" wp14:editId="61FBFCB5">
+                  <wp:simplePos x="0" y="0"/>
+                  <wp:positionH relativeFrom="column">
+                    <wp:posOffset>502175</wp:posOffset>
+                  </wp:positionH>
+                  <wp:positionV relativeFrom="paragraph">
+                    <wp:posOffset>115708</wp:posOffset>
+                  </wp:positionV>
+                  <wp:extent cx="2122170" cy="2171065"/>
+                  <wp:effectExtent l="0" t="0" r="0" b="0"/>
+                  <wp:wrapNone/>
+                  <wp:docPr id="5" name="Рисунок 5" descr="USProStamp"/>
+                  <wp:cNvGraphicFramePr>
+                    <a:graphicFrameLocks xmlns:a="http://schemas.openxmlformats.org/drawingml/2006/main" noChangeAspect="1"/>
+                  </wp:cNvGraphicFramePr>
+                  <a:graphic xmlns:a="http://schemas.openxmlformats.org/drawingml/2006/main">
+                    <a:graphicData uri="http://schemas.openxmlformats.org/drawingml/2006/picture">
+                      <pic:pic xmlns:pic="http://schemas.openxmlformats.org/drawingml/2006/picture">
+                        <pic:nvPicPr>
+                          <pic:cNvPr id="5" name="Рисунок 5" descr="USProStamp"/>
+                          <pic:cNvPicPr/>
+                        </pic:nvPicPr>
+                        <pic:blipFill>
+                          <a:blip r:embed="rId10">
+                            <a:extLst>
+                              <a:ext uri="{28A0092B-C50C-407E-A947-70E740481C1C}">
+                                <a14:useLocalDpi xmlns:a14="http://schemas.microsoft.com/office/drawing/2010/main" val="0"/>
+                              </a:ext>
+                            </a:extLst>
+                          </a:blip>
+                          <a:stretch>
+                            <a:fillRect/>
+                          </a:stretch>
+                        </pic:blipFill>
+                        <pic:spPr>
+                          <a:xfrm>
+                            <a:off x="0" y="0"/>
+                            <a:ext cx="2122170" cy="2171065"/>
+                          </a:xfrm>
+                          <a:prstGeom prst="rect">
+                            <a:avLst/>
+                          </a:prstGeom>
+                        </pic:spPr>
+                      </pic:pic>
+                    </a:graphicData>
+                  </a:graphic>
+                  <wp14:sizeRelH relativeFrom="page">
+                    <wp14:pctWidth>0</wp14:pctWidth>
+                  </wp14:sizeRelH>
+                  <wp14:sizeRelV relativeFrom="page">
+                    <wp14:pctHeight>0</wp14:pctHeight>
+                  </wp14:sizeRelV>
+                </wp:anchor>
+              </w:drawing>
+            </w:r>
             <w:r>
               <w:rPr>
                 <w:b/>
@@ -1747,68 +1898,6 @@
           <w:szCs w:val="22"/>
         </w:rPr>
       </w:pPr>
-      <w:r>
-        <w:rPr>
-          <w:noProof/>
-          <w:sz w:val="22"/>
-          <w:szCs w:val="22"/>
-        </w:rPr>
-        <w:drawing>
-          <wp:anchor distT="0" distB="0" distL="114300" distR="114300" simplePos="0" relativeHeight="251661312" behindDoc="0" locked="0" layoutInCell="1" allowOverlap="1" wp14:anchorId="30C918A1" wp14:editId="73611D2B">
-            <wp:simplePos x="0" y="0"/>
-            <wp:positionH relativeFrom="column">
-              <wp:posOffset>589280</wp:posOffset>
-            </wp:positionH>
-            <wp:positionV relativeFrom="paragraph">
-              <wp:posOffset>102870</wp:posOffset>
-            </wp:positionV>
-            <wp:extent cx="2122170" cy="2171065"/>
-            <wp:effectExtent l="0" t="0" r="0" b="0"/>
-            <wp:wrapNone/>
-            <wp:docPr id="5" name="Рисунок 5"/>
-            <wp:cNvGraphicFramePr>
-              <a:graphicFrameLocks xmlns:a="http://schemas.openxmlformats.org/drawingml/2006/main" noChangeAspect="1"/>
-            </wp:cNvGraphicFramePr>
-            <a:graphic xmlns:a="http://schemas.openxmlformats.org/drawingml/2006/main">
-              <a:graphicData uri="http://schemas.openxmlformats.org/drawingml/2006/picture">
-                <pic:pic xmlns:pic="http://schemas.openxmlformats.org/drawingml/2006/picture">
-                  <pic:nvPicPr>
-                    <pic:cNvPr id="0" name="печать ЮС Про.png"/>
-                    <pic:cNvPicPr/>
-                  </pic:nvPicPr>
-                  <pic:blipFill>
-                    <a:blip r:embed="rId8">
-                      <a:extLst>
-                        <a:ext uri="{28A0092B-C50C-407E-A947-70E740481C1C}">
-                          <a14:useLocalDpi xmlns:a14="http://schemas.microsoft.com/office/drawing/2010/main" val="0"/>
-                        </a:ext>
-                      </a:extLst>
-                    </a:blip>
-                    <a:stretch>
-                      <a:fillRect/>
-                    </a:stretch>
-                  </pic:blipFill>
-                  <pic:spPr>
-                    <a:xfrm>
-                      <a:off x="0" y="0"/>
-                      <a:ext cx="2122170" cy="2171065"/>
-                    </a:xfrm>
-                    <a:prstGeom prst="rect">
-                      <a:avLst/>
-                    </a:prstGeom>
-                  </pic:spPr>
-                </pic:pic>
-              </a:graphicData>
-            </a:graphic>
-            <wp14:sizeRelH relativeFrom="page">
-              <wp14:pctWidth>0</wp14:pctWidth>
-            </wp14:sizeRelH>
-            <wp14:sizeRelV relativeFrom="page">
-              <wp14:pctHeight>0</wp14:pctHeight>
-            </wp14:sizeRelV>
-          </wp:anchor>
-        </w:drawing>
-      </w:r>
     </w:p>
     <w:p>
       <w:pPr>
@@ -1822,80 +1911,6 @@
           <w:szCs w:val="22"/>
         </w:rPr>
       </w:pPr>
-      <w:r>
-        <w:rPr>
-          <w:noProof/>
-          <w:sz w:val="22"/>
-          <w:szCs w:val="22"/>
-        </w:rPr>
-        <w:drawing>
-          <wp:anchor distT="0" distB="0" distL="114300" distR="114300" simplePos="0" relativeHeight="251659264" behindDoc="0" locked="0" layoutInCell="1" allowOverlap="1" wp14:anchorId="349AF4F4" wp14:editId="15E31259">
-            <wp:simplePos x="0" y="0"/>
-            <wp:positionH relativeFrom="column">
-              <wp:posOffset>-902335</wp:posOffset>
-            </wp:positionH>
-            <wp:positionV relativeFrom="paragraph">
-              <wp:posOffset>26670</wp:posOffset>
-            </wp:positionV>
-            <wp:extent cx="1857375" cy="1830705"/>
-            <wp:effectExtent l="0" t="0" r="0" b="0"/>
-            <wp:wrapNone/>
-            <wp:docPr id="10" name="Рисунок 10"/>
-            <wp:cNvGraphicFramePr>
-              <a:graphicFrameLocks xmlns:a="http://schemas.openxmlformats.org/drawingml/2006/main" noChangeAspect="1"/>
-            </wp:cNvGraphicFramePr>
-            <a:graphic xmlns:a="http://schemas.openxmlformats.org/drawingml/2006/main">
-              <a:graphicData uri="http://schemas.openxmlformats.org/drawingml/2006/picture">
-                <pic:pic xmlns:pic="http://schemas.openxmlformats.org/drawingml/2006/picture">
-                  <pic:nvPicPr>
-                    <pic:cNvPr id="0" name="img7.png"/>
-                    <pic:cNvPicPr/>
-                  </pic:nvPicPr>
-                  <pic:blipFill>
-                    <a:blip r:embed="rId9" cstate="print">
-                      <a:extLst>
-                        <a:ext uri="{BEBA8EAE-BF5A-486C-A8C5-ECC9F3942E4B}">
-                          <a14:imgProps xmlns:a14="http://schemas.microsoft.com/office/drawing/2010/main">
-                            <a14:imgLayer r:embed="rId10">
-                              <a14:imgEffect>
-                                <a14:colorTemperature colorTemp="7200"/>
-                              </a14:imgEffect>
-                              <a14:imgEffect>
-                                <a14:saturation sat="400000"/>
-                              </a14:imgEffect>
-                            </a14:imgLayer>
-                          </a14:imgProps>
-                        </a:ext>
-                        <a:ext uri="{28A0092B-C50C-407E-A947-70E740481C1C}">
-                          <a14:useLocalDpi xmlns:a14="http://schemas.microsoft.com/office/drawing/2010/main" val="0"/>
-                        </a:ext>
-                      </a:extLst>
-                    </a:blip>
-                    <a:stretch>
-                      <a:fillRect/>
-                    </a:stretch>
-                  </pic:blipFill>
-                  <pic:spPr>
-                    <a:xfrm rot="5400000">
-                      <a:off x="0" y="0"/>
-                      <a:ext cx="1857375" cy="1830705"/>
-                    </a:xfrm>
-                    <a:prstGeom prst="rect">
-                      <a:avLst/>
-                    </a:prstGeom>
-                  </pic:spPr>
-                </pic:pic>
-              </a:graphicData>
-            </a:graphic>
-            <wp14:sizeRelH relativeFrom="page">
-              <wp14:pctWidth>0</wp14:pctWidth>
-            </wp14:sizeRelH>
-            <wp14:sizeRelV relativeFrom="page">
-              <wp14:pctHeight>0</wp14:pctHeight>
-            </wp14:sizeRelV>
-          </wp:anchor>
-        </w:drawing>
-      </w:r>
     </w:p>
     <w:p>
       <w:pPr>

--- a/Templates/Act.docx
+++ b/Templates/Act.docx
@@ -67,105 +67,76 @@
           <w:szCs w:val="22"/>
           <w:lang w:val="en-US"/>
         </w:rPr>
+        <w:t xml:space="preserve">{AdditionalContractInfo} </w:t>
+      </w:r>
+      <w:r>
+        <w:rPr>
+          <w:sz w:val="22"/>
+          <w:szCs w:val="22"/>
+        </w:rPr>
+        <w:t>Договору</w:t>
+      </w:r>
+      <w:r>
+        <w:rPr>
+          <w:sz w:val="22"/>
+          <w:szCs w:val="22"/>
+          <w:lang w:val="en-US"/>
+        </w:rPr>
+        <w:t xml:space="preserve"> № </w:t>
+      </w:r>
+      <w:r>
+        <w:rPr>
+          <w:b/>
+          <w:sz w:val="22"/>
+          <w:szCs w:val="22"/>
+          <w:lang w:val="en-US"/>
+        </w:rPr>
+        <w:t>US</w:t>
+      </w:r>
+      <w:r>
+        <w:rPr>
+          <w:b/>
+          <w:sz w:val="22"/>
+          <w:szCs w:val="22"/>
+        </w:rPr>
+        <w:t>Р</w:t>
+      </w:r>
+      <w:r>
+        <w:rPr>
+          <w:b/>
+          <w:sz w:val="22"/>
+          <w:szCs w:val="22"/>
+          <w:lang w:val="en-US"/>
+        </w:rPr>
+        <w:t>-</w:t>
+      </w:r>
+      <w:bookmarkStart w:id="0" w:name="Номер_договора"/>
+      <w:r>
+        <w:rPr>
+          <w:b/>
+          <w:sz w:val="22"/>
+          <w:szCs w:val="22"/>
+          <w:lang w:val="en-US"/>
+        </w:rPr>
         <w:t>{</w:t>
       </w:r>
-      <w:proofErr w:type="spellStart"/>
-      <w:r>
-        <w:rPr>
+      <w:r>
+        <w:rPr>
+          <w:b/>
           <w:sz w:val="22"/>
           <w:szCs w:val="22"/>
           <w:lang w:val="en-US"/>
         </w:rPr>
-        <w:t>AdditionalContractInfo</w:t>
-      </w:r>
-      <w:proofErr w:type="spellEnd"/>
-      <w:r>
-        <w:rPr>
+        <w:t>ContractN</w:t>
+      </w:r>
+      <w:r>
+        <w:rPr>
+          <w:b/>
           <w:sz w:val="22"/>
           <w:szCs w:val="22"/>
           <w:lang w:val="en-US"/>
         </w:rPr>
-        <w:t xml:space="preserve">} </w:t>
-      </w:r>
-      <w:r>
-        <w:rPr>
-          <w:sz w:val="22"/>
-          <w:szCs w:val="22"/>
-        </w:rPr>
-        <w:t>Договору</w:t>
-      </w:r>
-      <w:r>
-        <w:rPr>
-          <w:sz w:val="22"/>
-          <w:szCs w:val="22"/>
-          <w:lang w:val="en-US"/>
-        </w:rPr>
-        <w:t xml:space="preserve"> № </w:t>
-      </w:r>
-      <w:r>
-        <w:rPr>
-          <w:b/>
-          <w:sz w:val="22"/>
-          <w:szCs w:val="22"/>
-          <w:lang w:val="en-US"/>
-        </w:rPr>
-        <w:t>US</w:t>
-      </w:r>
-      <w:r>
-        <w:rPr>
-          <w:b/>
-          <w:sz w:val="22"/>
-          <w:szCs w:val="22"/>
-        </w:rPr>
-        <w:t>Р</w:t>
-      </w:r>
-      <w:r>
-        <w:rPr>
-          <w:b/>
-          <w:sz w:val="22"/>
-          <w:szCs w:val="22"/>
-          <w:lang w:val="en-US"/>
-        </w:rPr>
-        <w:t>-</w:t>
-      </w:r>
-      <w:bookmarkStart w:id="0" w:name="Номер_договора"/>
-      <w:r>
-        <w:rPr>
-          <w:b/>
-          <w:sz w:val="22"/>
-          <w:szCs w:val="22"/>
-          <w:lang w:val="en-US"/>
-        </w:rPr>
-        <w:t>{</w:t>
-      </w:r>
-      <w:proofErr w:type="spellStart"/>
-      <w:r>
-        <w:rPr>
-          <w:b/>
-          <w:sz w:val="22"/>
-          <w:szCs w:val="22"/>
-          <w:lang w:val="en-US"/>
-        </w:rPr>
-        <w:t>ContractN</w:t>
-      </w:r>
-      <w:r>
-        <w:rPr>
-          <w:b/>
-          <w:sz w:val="22"/>
-          <w:szCs w:val="22"/>
-          <w:lang w:val="en-US"/>
-        </w:rPr>
-        <w:t>umber</w:t>
-      </w:r>
-      <w:proofErr w:type="spellEnd"/>
-      <w:r>
-        <w:rPr>
-          <w:b/>
-          <w:sz w:val="22"/>
-          <w:szCs w:val="22"/>
-          <w:lang w:val="en-US"/>
-        </w:rPr>
-        <w:t>}</w:t>
+        <w:t>umber}</w:t>
       </w:r>
       <w:r>
         <w:rPr>
@@ -208,7 +179,6 @@
         </w:rPr>
         <w:t>{</w:t>
       </w:r>
-      <w:proofErr w:type="spellStart"/>
       <w:r>
         <w:rPr>
           <w:color w:val="000000"/>
@@ -218,7 +188,6 @@
         </w:rPr>
         <w:t>ContractDate</w:t>
       </w:r>
-      <w:proofErr w:type="spellEnd"/>
       <w:r>
         <w:rPr>
           <w:color w:val="000000"/>
@@ -381,7 +350,6 @@
         </w:rPr>
         <w:t>{</w:t>
       </w:r>
-      <w:proofErr w:type="spellStart"/>
       <w:r>
         <w:rPr>
           <w:bCs/>
@@ -392,7 +360,6 @@
         </w:rPr>
         <w:t>ClientOrg</w:t>
       </w:r>
-      <w:proofErr w:type="spellEnd"/>
       <w:r>
         <w:rPr>
           <w:bCs/>
@@ -415,23 +382,28 @@
           <w:sz w:val="22"/>
           <w:szCs w:val="22"/>
         </w:rPr>
-        <w:t xml:space="preserve"> именуем</w:t>
-      </w:r>
-      <w:bookmarkStart w:id="2" w:name="Именуемый"/>
-      <w:r>
-        <w:rPr>
-          <w:sz w:val="22"/>
-          <w:szCs w:val="22"/>
-        </w:rPr>
-        <w:t>ое</w:t>
-      </w:r>
-      <w:bookmarkEnd w:id="2"/>
-      <w:r>
-        <w:rPr>
-          <w:sz w:val="22"/>
-          <w:szCs w:val="22"/>
-        </w:rPr>
-        <w:t xml:space="preserve"> в дальнейшем </w:t>
+        <w:t xml:space="preserve"> </w:t>
+      </w:r>
+      <w:r>
+        <w:rPr>
+          <w:sz w:val="22"/>
+          <w:szCs w:val="22"/>
+        </w:rPr>
+        <w:t>{ClientNamedAs}</w:t>
+      </w:r>
+      <w:r>
+        <w:rPr>
+          <w:sz w:val="22"/>
+          <w:szCs w:val="22"/>
+        </w:rPr>
+        <w:t xml:space="preserve"> </w:t>
+      </w:r>
+      <w:r>
+        <w:rPr>
+          <w:sz w:val="22"/>
+          <w:szCs w:val="22"/>
+        </w:rPr>
+        <w:t xml:space="preserve">в дальнейшем </w:t>
       </w:r>
       <w:r>
         <w:rPr>
@@ -440,7 +412,73 @@
           <w:sz w:val="22"/>
           <w:szCs w:val="22"/>
         </w:rPr>
-        <w:t>«Заказчик»</w:t>
+        <w:t>«Заказчик</w:t>
+      </w:r>
+      <w:r>
+        <w:rPr>
+          <w:b/>
+          <w:i/>
+          <w:sz w:val="22"/>
+          <w:szCs w:val="22"/>
+        </w:rPr>
+        <w:t>»</w:t>
+      </w:r>
+      <w:r>
+        <w:rPr>
+          <w:bCs/>
+          <w:iCs/>
+          <w:sz w:val="22"/>
+          <w:szCs w:val="22"/>
+        </w:rPr>
+        <w:t>{ClientPreambleRepresentativeStart}{ClientPreamblePosition}{ClientPreambleFullName}{ClientPreambleRepresentativeEnd}, с одной стороны</w:t>
+      </w:r>
+      <w:r>
+        <w:rPr>
+          <w:bCs/>
+          <w:iCs/>
+          <w:sz w:val="22"/>
+          <w:szCs w:val="22"/>
+        </w:rPr>
+        <w:t>,</w:t>
+      </w:r>
+      <w:r>
+        <w:rPr>
+          <w:sz w:val="22"/>
+          <w:szCs w:val="22"/>
+        </w:rPr>
+        <w:t xml:space="preserve"> и </w:t>
+      </w:r>
+      <w:r>
+        <w:rPr>
+          <w:sz w:val="22"/>
+          <w:szCs w:val="22"/>
+          <w:u w:val="single"/>
+        </w:rPr>
+        <w:t>{ExecutorOrg}</w:t>
+      </w:r>
+      <w:r>
+        <w:rPr>
+          <w:bCs/>
+          <w:sz w:val="22"/>
+          <w:szCs w:val="22"/>
+        </w:rPr>
+        <w:t>,</w:t>
+      </w:r>
+      <w:r>
+        <w:rPr>
+          <w:sz w:val="22"/>
+          <w:szCs w:val="22"/>
+        </w:rPr>
+        <w:t xml:space="preserve"> именуемое в дальнейшем </w:t>
+      </w:r>
+      <w:r>
+        <w:rPr>
+          <w:b/>
+          <w:i/>
+          <w:sz w:val="22"/>
+          <w:szCs w:val="22"/>
+        </w:rPr>
+        <w:t>«Исполнитель»</w:t>
       </w:r>
       <w:r>
         <w:rPr>
@@ -449,41 +487,21 @@
         </w:rPr>
         <w:t xml:space="preserve">, в лице </w:t>
       </w:r>
-      <w:bookmarkStart w:id="3" w:name="Заказчик_должность_шапка"/>
-      <w:r>
-        <w:rPr>
-          <w:sz w:val="22"/>
-          <w:szCs w:val="22"/>
-        </w:rPr>
-        <w:t>{</w:t>
-      </w:r>
-      <w:proofErr w:type="spellStart"/>
-      <w:r>
-        <w:rPr>
-          <w:sz w:val="22"/>
-          <w:szCs w:val="22"/>
-          <w:lang w:val="en-US"/>
-        </w:rPr>
-        <w:t>ClientPosition</w:t>
-      </w:r>
-      <w:proofErr w:type="spellEnd"/>
-      <w:r>
-        <w:rPr>
-          <w:sz w:val="22"/>
-          <w:szCs w:val="22"/>
-        </w:rPr>
-        <w:t>}</w:t>
-      </w:r>
-      <w:bookmarkEnd w:id="3"/>
+      <w:r>
+        <w:rPr>
+          <w:sz w:val="22"/>
+          <w:szCs w:val="22"/>
+        </w:rPr>
+        <w:t>{ExecutorPosition}</w:t>
+      </w:r>
       <w:r>
         <w:rPr>
           <w:sz w:val="22"/>
           <w:szCs w:val="22"/>
           <w:u w:val="single"/>
         </w:rPr>
-        <w:t>{</w:t>
-      </w:r>
-      <w:proofErr w:type="spellStart"/>
+        <w:t>{Executor</w:t>
+      </w:r>
       <w:r>
         <w:rPr>
           <w:sz w:val="22"/>
@@ -491,9 +509,8 @@
           <w:u w:val="single"/>
           <w:lang w:val="en-US"/>
         </w:rPr>
-        <w:t>ClientFullName</w:t>
-      </w:r>
-      <w:proofErr w:type="spellEnd"/>
+        <w:t>FullName</w:t>
+      </w:r>
       <w:r>
         <w:rPr>
           <w:sz w:val="22"/>
@@ -509,180 +526,26 @@
         </w:rPr>
         <w:t xml:space="preserve">, </w:t>
       </w:r>
-      <w:bookmarkStart w:id="4" w:name="Устав_ИП"/>
-      <w:r>
-        <w:rPr>
-          <w:sz w:val="22"/>
-          <w:szCs w:val="22"/>
-        </w:rPr>
-        <w:t xml:space="preserve">действующего на основании Устава, </w:t>
-      </w:r>
-      <w:bookmarkEnd w:id="4"/>
-      <w:r>
-        <w:rPr>
-          <w:sz w:val="22"/>
-          <w:szCs w:val="22"/>
-        </w:rPr>
-        <w:t xml:space="preserve">с одной стороны, и </w:t>
-      </w:r>
-      <w:r>
-        <w:rPr>
-          <w:sz w:val="22"/>
-          <w:szCs w:val="22"/>
-          <w:u w:val="single"/>
-        </w:rPr>
-        <w:t>{</w:t>
-      </w:r>
-      <w:proofErr w:type="spellStart"/>
-      <w:r>
-        <w:rPr>
-          <w:sz w:val="22"/>
-          <w:szCs w:val="22"/>
-          <w:u w:val="single"/>
-        </w:rPr>
-        <w:t>ExecutorOrg</w:t>
-      </w:r>
-      <w:proofErr w:type="spellEnd"/>
-      <w:r>
-        <w:rPr>
-          <w:sz w:val="22"/>
-          <w:szCs w:val="22"/>
-          <w:u w:val="single"/>
-        </w:rPr>
-        <w:t>}</w:t>
-      </w:r>
-      <w:r>
-        <w:rPr>
-          <w:bCs/>
-          <w:sz w:val="22"/>
-          <w:szCs w:val="22"/>
-        </w:rPr>
-        <w:t>,</w:t>
-      </w:r>
-      <w:r>
-        <w:rPr>
-          <w:sz w:val="22"/>
-          <w:szCs w:val="22"/>
-        </w:rPr>
-        <w:t xml:space="preserve"> именуемое в дальнейшем </w:t>
-      </w:r>
-      <w:r>
-        <w:rPr>
-          <w:b/>
-          <w:i/>
-          <w:sz w:val="22"/>
-          <w:szCs w:val="22"/>
-        </w:rPr>
-        <w:t>«Исполнитель»</w:t>
-      </w:r>
-      <w:r>
-        <w:rPr>
-          <w:sz w:val="22"/>
-          <w:szCs w:val="22"/>
-        </w:rPr>
-        <w:t xml:space="preserve">, в лице </w:t>
-      </w:r>
-      <w:r>
-        <w:rPr>
-          <w:sz w:val="22"/>
-          <w:szCs w:val="22"/>
-        </w:rPr>
-        <w:t>{</w:t>
-      </w:r>
-      <w:proofErr w:type="spellStart"/>
-      <w:r>
-        <w:rPr>
-          <w:sz w:val="22"/>
-          <w:szCs w:val="22"/>
-        </w:rPr>
-        <w:t>ExecutorPosition</w:t>
-      </w:r>
-      <w:proofErr w:type="spellEnd"/>
-      <w:r>
-        <w:rPr>
-          <w:sz w:val="22"/>
-          <w:szCs w:val="22"/>
-        </w:rPr>
-        <w:t>}</w:t>
-      </w:r>
-      <w:r>
-        <w:rPr>
-          <w:sz w:val="22"/>
-          <w:szCs w:val="22"/>
-          <w:u w:val="single"/>
-        </w:rPr>
-        <w:t>{</w:t>
-      </w:r>
-      <w:proofErr w:type="spellStart"/>
-      <w:r>
-        <w:rPr>
-          <w:sz w:val="22"/>
-          <w:szCs w:val="22"/>
-          <w:u w:val="single"/>
-        </w:rPr>
-        <w:t>Executor</w:t>
-      </w:r>
-      <w:r>
-        <w:rPr>
-          <w:sz w:val="22"/>
-          <w:szCs w:val="22"/>
-          <w:u w:val="single"/>
-          <w:lang w:val="en-US"/>
-        </w:rPr>
-        <w:t>FullName</w:t>
-      </w:r>
-      <w:proofErr w:type="spellEnd"/>
-      <w:r>
-        <w:rPr>
-          <w:sz w:val="22"/>
-          <w:szCs w:val="22"/>
-          <w:u w:val="single"/>
-        </w:rPr>
-        <w:t>}</w:t>
-      </w:r>
-      <w:r>
-        <w:rPr>
-          <w:sz w:val="22"/>
-          <w:szCs w:val="22"/>
-        </w:rPr>
-        <w:t>, действующего на основании Устава, член саморегулируемой организации Ассоциация проектировщиков саморегулируемая организация «Объединение проектных организаций «</w:t>
-      </w:r>
-      <w:proofErr w:type="spellStart"/>
-      <w:r>
-        <w:rPr>
-          <w:sz w:val="22"/>
-          <w:szCs w:val="22"/>
-        </w:rPr>
-        <w:t>ЭкспертПроект</w:t>
-      </w:r>
-      <w:proofErr w:type="spellEnd"/>
-      <w:r>
-        <w:rPr>
-          <w:sz w:val="22"/>
-          <w:szCs w:val="22"/>
-        </w:rPr>
-        <w:t>» СРО-П-182-02042013 с 12.01.2018</w:t>
-      </w:r>
-      <w:r>
-        <w:rPr>
-          <w:sz w:val="22"/>
-          <w:szCs w:val="22"/>
-        </w:rPr>
-        <w:t xml:space="preserve"> </w:t>
-      </w:r>
-      <w:r>
-        <w:rPr>
-          <w:sz w:val="22"/>
-          <w:szCs w:val="22"/>
-        </w:rPr>
-        <w:t>г., с</w:t>
-      </w:r>
-      <w:r>
-        <w:rPr>
-          <w:sz w:val="22"/>
-          <w:szCs w:val="22"/>
-        </w:rPr>
-        <w:t xml:space="preserve"> другой стороны, а вместе именуемые «Стороны», </w:t>
+      <w:r>
+        <w:rPr>
+          <w:sz w:val="22"/>
+          <w:szCs w:val="22"/>
+        </w:rPr>
+        <w:t>действующего на основании Устава, {SRO}с другой стороны</w:t>
+      </w:r>
+      <w:r>
+        <w:rPr>
+          <w:sz w:val="22"/>
+          <w:szCs w:val="22"/>
+        </w:rPr>
+        <w:t xml:space="preserve">, </w:t>
+      </w:r>
+      <w:r>
+        <w:rPr>
+          <w:sz w:val="22"/>
+          <w:szCs w:val="22"/>
+        </w:rPr>
+        <w:t xml:space="preserve">а вместе именуемые «Стороны», </w:t>
       </w:r>
       <w:r>
         <w:rPr>
@@ -743,7 +606,7 @@
         </w:rPr>
         <w:t xml:space="preserve">согласно п </w:t>
       </w:r>
-      <w:bookmarkStart w:id="5" w:name="Тело_ДС"/>
+      <w:bookmarkStart w:id="2" w:name="Тело_ДС"/>
       <w:r>
         <w:rPr>
           <w:noProof/>
@@ -752,7 +615,6 @@
         </w:rPr>
         <w:t>{</w:t>
       </w:r>
-      <w:proofErr w:type="spellStart"/>
       <w:r>
         <w:rPr>
           <w:bCs/>
@@ -761,7 +623,6 @@
         </w:rPr>
         <w:t>Contract</w:t>
       </w:r>
-      <w:proofErr w:type="spellEnd"/>
       <w:r>
         <w:rPr>
           <w:bCs/>
@@ -779,7 +640,7 @@
         </w:rPr>
         <w:t>}</w:t>
       </w:r>
-      <w:bookmarkEnd w:id="5"/>
+      <w:bookmarkEnd w:id="2"/>
       <w:r>
         <w:rPr>
           <w:noProof/>
@@ -816,7 +677,6 @@
         </w:rPr>
         <w:t>{</w:t>
       </w:r>
-      <w:proofErr w:type="spellStart"/>
       <w:r>
         <w:rPr>
           <w:b/>
@@ -827,7 +687,6 @@
         </w:rPr>
         <w:t>ContractNumber</w:t>
       </w:r>
-      <w:proofErr w:type="spellEnd"/>
       <w:r>
         <w:rPr>
           <w:b/>
@@ -910,7 +769,7 @@
         </w:rPr>
         <w:t>для объекта Заказчика, расположенного по адресу:</w:t>
       </w:r>
-      <w:bookmarkStart w:id="6" w:name="Адрес"/>
+      <w:bookmarkStart w:id="3" w:name="Адрес"/>
       <w:r>
         <w:rPr>
           <w:b/>
@@ -919,7 +778,7 @@
         </w:rPr>
         <w:t xml:space="preserve"> </w:t>
       </w:r>
-      <w:bookmarkEnd w:id="6"/>
+      <w:bookmarkEnd w:id="3"/>
       <w:r>
         <w:rPr>
           <w:bCs/>
@@ -1216,156 +1075,143 @@
           <w:sz w:val="22"/>
           <w:szCs w:val="22"/>
         </w:rPr>
+        <w:t>{DSContract</w:t>
+      </w:r>
+      <w:r>
+        <w:rPr>
+          <w:bCs/>
+          <w:sz w:val="22"/>
+          <w:szCs w:val="22"/>
+          <w:lang w:val="en-US"/>
+        </w:rPr>
+        <w:t>Info</w:t>
+      </w:r>
+      <w:r>
+        <w:rPr>
+          <w:bCs/>
+          <w:sz w:val="22"/>
+          <w:szCs w:val="22"/>
+        </w:rPr>
+        <w:t>}</w:t>
+      </w:r>
+      <w:r>
+        <w:rPr>
+          <w:noProof/>
+          <w:sz w:val="22"/>
+          <w:szCs w:val="22"/>
+        </w:rPr>
+        <w:t xml:space="preserve"> № </w:t>
+      </w:r>
+      <w:r>
+        <w:rPr>
+          <w:b/>
+          <w:sz w:val="22"/>
+          <w:szCs w:val="22"/>
+          <w:lang w:val="en-US"/>
+        </w:rPr>
+        <w:t>US</w:t>
+      </w:r>
+      <w:r>
+        <w:rPr>
+          <w:b/>
+          <w:sz w:val="22"/>
+          <w:szCs w:val="22"/>
+        </w:rPr>
+        <w:t>Р-</w:t>
+      </w:r>
+      <w:bookmarkStart w:id="4" w:name="Номер_договора3"/>
+      <w:r>
+        <w:rPr>
+          <w:b/>
+          <w:sz w:val="22"/>
+          <w:szCs w:val="22"/>
+        </w:rPr>
         <w:t>{</w:t>
       </w:r>
-      <w:proofErr w:type="spellStart"/>
-      <w:r>
-        <w:rPr>
-          <w:bCs/>
-          <w:sz w:val="22"/>
-          <w:szCs w:val="22"/>
-        </w:rPr>
-        <w:t>DSContract</w:t>
-      </w:r>
-      <w:proofErr w:type="spellEnd"/>
-      <w:r>
-        <w:rPr>
-          <w:bCs/>
+      <w:r>
+        <w:rPr>
+          <w:b/>
           <w:sz w:val="22"/>
           <w:szCs w:val="22"/>
           <w:lang w:val="en-US"/>
         </w:rPr>
-        <w:t>Info</w:t>
-      </w:r>
-      <w:r>
-        <w:rPr>
-          <w:bCs/>
+        <w:t>ContractNumber</w:t>
+      </w:r>
+      <w:r>
+        <w:rPr>
+          <w:b/>
           <w:sz w:val="22"/>
           <w:szCs w:val="22"/>
         </w:rPr>
         <w:t>}</w:t>
       </w:r>
-      <w:r>
-        <w:rPr>
-          <w:noProof/>
-          <w:sz w:val="22"/>
-          <w:szCs w:val="22"/>
-        </w:rPr>
-        <w:t xml:space="preserve"> № </w:t>
-      </w:r>
-      <w:r>
-        <w:rPr>
-          <w:b/>
+      <w:bookmarkEnd w:id="4"/>
+      <w:r>
+        <w:rPr>
+          <w:bCs/>
+          <w:sz w:val="22"/>
+          <w:szCs w:val="22"/>
+        </w:rPr>
+        <w:t>,</w:t>
+      </w:r>
+      <w:r>
+        <w:rPr>
+          <w:bCs/>
+          <w:sz w:val="22"/>
+          <w:szCs w:val="22"/>
+        </w:rPr>
+        <w:t xml:space="preserve"> составляет</w:t>
+      </w:r>
+      <w:r>
+        <w:rPr>
+          <w:bCs/>
+          <w:sz w:val="22"/>
+          <w:szCs w:val="22"/>
+        </w:rPr>
+        <w:t xml:space="preserve"> </w:t>
+      </w:r>
+      <w:r>
+        <w:rPr>
+          <w:bCs/>
+          <w:sz w:val="22"/>
+          <w:szCs w:val="22"/>
+        </w:rPr>
+        <w:t>{</w:t>
+      </w:r>
+      <w:r>
+        <w:rPr>
+          <w:bCs/>
           <w:sz w:val="22"/>
           <w:szCs w:val="22"/>
           <w:lang w:val="en-US"/>
         </w:rPr>
-        <w:t>US</w:t>
-      </w:r>
-      <w:r>
-        <w:rPr>
-          <w:b/>
-          <w:sz w:val="22"/>
-          <w:szCs w:val="22"/>
-        </w:rPr>
-        <w:t>Р-</w:t>
-      </w:r>
-      <w:bookmarkStart w:id="7" w:name="Номер_договора3"/>
-      <w:r>
-        <w:rPr>
-          <w:b/>
-          <w:sz w:val="22"/>
-          <w:szCs w:val="22"/>
+        <w:t>Price</w:t>
+      </w:r>
+      <w:r>
+        <w:rPr>
+          <w:bCs/>
+          <w:sz w:val="22"/>
+          <w:szCs w:val="22"/>
+        </w:rPr>
+        <w:t xml:space="preserve">} рублей </w:t>
+      </w:r>
+      <w:r>
+        <w:rPr>
+          <w:bCs/>
+          <w:sz w:val="22"/>
+          <w:szCs w:val="22"/>
+        </w:rPr>
+        <w:t>(</w:t>
+      </w:r>
+      <w:r>
+        <w:rPr>
+          <w:bCs/>
+          <w:sz w:val="22"/>
+          <w:szCs w:val="22"/>
+          <w:u w:val="single"/>
         </w:rPr>
         <w:t>{</w:t>
       </w:r>
-      <w:proofErr w:type="spellStart"/>
-      <w:r>
-        <w:rPr>
-          <w:b/>
-          <w:sz w:val="22"/>
-          <w:szCs w:val="22"/>
-          <w:lang w:val="en-US"/>
-        </w:rPr>
-        <w:t>ContractNumber</w:t>
-      </w:r>
-      <w:proofErr w:type="spellEnd"/>
-      <w:r>
-        <w:rPr>
-          <w:b/>
-          <w:sz w:val="22"/>
-          <w:szCs w:val="22"/>
-        </w:rPr>
-        <w:t>}</w:t>
-      </w:r>
-      <w:bookmarkEnd w:id="7"/>
-      <w:r>
-        <w:rPr>
-          <w:bCs/>
-          <w:sz w:val="22"/>
-          <w:szCs w:val="22"/>
-        </w:rPr>
-        <w:t>,</w:t>
-      </w:r>
-      <w:r>
-        <w:rPr>
-          <w:bCs/>
-          <w:sz w:val="22"/>
-          <w:szCs w:val="22"/>
-        </w:rPr>
-        <w:t xml:space="preserve"> составляет</w:t>
-      </w:r>
-      <w:r>
-        <w:rPr>
-          <w:bCs/>
-          <w:sz w:val="22"/>
-          <w:szCs w:val="22"/>
-        </w:rPr>
-        <w:t xml:space="preserve"> </w:t>
-      </w:r>
-      <w:r>
-        <w:rPr>
-          <w:bCs/>
-          <w:sz w:val="22"/>
-          <w:szCs w:val="22"/>
-        </w:rPr>
-        <w:t>{</w:t>
-      </w:r>
-      <w:r>
-        <w:rPr>
-          <w:bCs/>
-          <w:sz w:val="22"/>
-          <w:szCs w:val="22"/>
-          <w:lang w:val="en-US"/>
-        </w:rPr>
-        <w:t>Price</w:t>
-      </w:r>
-      <w:r>
-        <w:rPr>
-          <w:bCs/>
-          <w:sz w:val="22"/>
-          <w:szCs w:val="22"/>
-        </w:rPr>
-        <w:t xml:space="preserve">} рублей </w:t>
-      </w:r>
-      <w:r>
-        <w:rPr>
-          <w:bCs/>
-          <w:sz w:val="22"/>
-          <w:szCs w:val="22"/>
-        </w:rPr>
-        <w:t>(</w:t>
-      </w:r>
-      <w:r>
-        <w:rPr>
-          <w:bCs/>
-          <w:sz w:val="22"/>
-          <w:szCs w:val="22"/>
-          <w:u w:val="single"/>
-        </w:rPr>
-        <w:t>{</w:t>
-      </w:r>
-      <w:proofErr w:type="spellStart"/>
       <w:r>
         <w:rPr>
           <w:bCs/>
@@ -1376,7 +1222,6 @@
         </w:rPr>
         <w:t>FullPrice</w:t>
       </w:r>
-      <w:proofErr w:type="spellEnd"/>
       <w:r>
         <w:rPr>
           <w:bCs/>
@@ -1679,7 +1524,7 @@
                 <w:szCs w:val="22"/>
               </w:rPr>
             </w:pPr>
-            <w:bookmarkStart w:id="8" w:name="Директор_лев"/>
+            <w:bookmarkStart w:id="5" w:name="Директор_лев"/>
             <w:r>
               <w:rPr>
                 <w:noProof/>
@@ -1697,7 +1542,7 @@
               </w:rPr>
               <w:t xml:space="preserve"> </w:t>
             </w:r>
-            <w:bookmarkEnd w:id="8"/>
+            <w:bookmarkEnd w:id="5"/>
           </w:p>
           <w:p>
             <w:pPr>
@@ -1790,7 +1635,7 @@
                 <w:lang w:val="en-US"/>
               </w:rPr>
             </w:pPr>
-            <w:bookmarkStart w:id="9" w:name="Директор"/>
+            <w:bookmarkStart w:id="6" w:name="Директор"/>
             <w:r>
               <w:rPr>
                 <w:sz w:val="22"/>
@@ -1798,32 +1643,14 @@
               </w:rPr>
               <w:t xml:space="preserve"> </w:t>
             </w:r>
-            <w:bookmarkEnd w:id="9"/>
+            <w:bookmarkEnd w:id="6"/>
             <w:r>
               <w:rPr>
                 <w:sz w:val="22"/>
                 <w:szCs w:val="22"/>
                 <w:lang w:val="en-US"/>
               </w:rPr>
-              <w:t>{</w:t>
-            </w:r>
-            <w:proofErr w:type="spellStart"/>
-            <w:r>
-              <w:rPr>
-                <w:sz w:val="22"/>
-                <w:szCs w:val="22"/>
-                <w:lang w:val="en-US"/>
-              </w:rPr>
-              <w:t>ClientShortName</w:t>
-            </w:r>
-            <w:proofErr w:type="spellEnd"/>
-            <w:r>
-              <w:rPr>
-                <w:sz w:val="22"/>
-                <w:szCs w:val="22"/>
-                <w:lang w:val="en-US"/>
-              </w:rPr>
-              <w:t>}</w:t>
+              <w:t>{ClientShortName}</w:t>
             </w:r>
           </w:p>
           <w:p>
@@ -2552,7 +2379,6 @@
   <w:style w:type="character" w:default="1" w:styleId="a0">
     <w:name w:val="Default Paragraph Font"/>
     <w:uiPriority w:val="1"/>
-    <w:semiHidden/>
     <w:unhideWhenUsed/>
   </w:style>
   <w:style w:type="table" w:default="1" w:styleId="a1">
